--- a/Projects/Project_1/Project1_Monopoly_vf/Documentation.docx
+++ b/Projects/Project_1/Project1_Monopoly_vf/Documentation.docx
@@ -44,7 +44,7 @@
           <w:sz w:val="40"/>
           <w:szCs w:val="40"/>
         </w:rPr>
-        <w:t>Project1</w:t>
+        <w:t>Project</w:t>
       </w:r>
       <w:r>
         <w:rPr>
@@ -53,7 +53,7 @@
           <w:sz w:val="40"/>
           <w:szCs w:val="40"/>
         </w:rPr>
-        <w:t>_</w:t>
+        <w:t>2</w:t>
       </w:r>
       <w:r>
         <w:rPr>
@@ -62,20 +62,17 @@
           <w:sz w:val="40"/>
           <w:szCs w:val="40"/>
         </w:rPr>
-        <w:t>Monopoly</w:t>
-      </w:r>
-    </w:p>
-    <w:p>
-      <w:pPr>
-        <w:spacing w:line="240" w:lineRule="auto"/>
-        <w:jc w:val="center"/>
+        <w:t>_</w:t>
+      </w:r>
+      <w:r>
         <w:rPr>
           <w:b/>
           <w:bCs/>
           <w:sz w:val="40"/>
           <w:szCs w:val="40"/>
         </w:rPr>
-      </w:pPr>
+        <w:t>Monopoly</w:t>
+      </w:r>
     </w:p>
     <w:p>
       <w:pPr>
@@ -130,82 +127,94 @@
         <w:spacing w:line="240" w:lineRule="auto"/>
         <w:jc w:val="center"/>
         <w:rPr>
+          <w:b/>
+          <w:bCs/>
           <w:sz w:val="40"/>
           <w:szCs w:val="40"/>
         </w:rPr>
       </w:pPr>
-      <w:r>
+    </w:p>
+    <w:p>
+      <w:pPr>
+        <w:spacing w:line="240" w:lineRule="auto"/>
+        <w:jc w:val="center"/>
         <w:rPr>
           <w:sz w:val="40"/>
           <w:szCs w:val="40"/>
         </w:rPr>
-        <w:t>Philopatair Mallik</w:t>
-      </w:r>
-    </w:p>
-    <w:p>
-      <w:pPr>
-        <w:spacing w:line="240" w:lineRule="auto"/>
-        <w:jc w:val="center"/>
+      </w:pPr>
+      <w:r>
         <w:rPr>
           <w:sz w:val="40"/>
           <w:szCs w:val="40"/>
         </w:rPr>
-      </w:pPr>
-      <w:r>
+        <w:t>Philopatair Mallik</w:t>
+      </w:r>
+    </w:p>
+    <w:p>
+      <w:pPr>
+        <w:spacing w:line="240" w:lineRule="auto"/>
+        <w:jc w:val="center"/>
         <w:rPr>
           <w:sz w:val="40"/>
           <w:szCs w:val="40"/>
         </w:rPr>
-        <w:t>CSC 17A _ C++</w:t>
-      </w:r>
-    </w:p>
-    <w:p>
-      <w:pPr>
-        <w:spacing w:line="240" w:lineRule="auto"/>
-        <w:jc w:val="center"/>
+      </w:pPr>
+      <w:r>
         <w:rPr>
           <w:sz w:val="40"/>
           <w:szCs w:val="40"/>
         </w:rPr>
-      </w:pPr>
-      <w:r>
+        <w:t>CSC 17A _ C++</w:t>
+      </w:r>
+    </w:p>
+    <w:p>
+      <w:pPr>
+        <w:spacing w:line="240" w:lineRule="auto"/>
+        <w:jc w:val="center"/>
         <w:rPr>
           <w:sz w:val="40"/>
           <w:szCs w:val="40"/>
         </w:rPr>
-        <w:t>Spring 2026</w:t>
-      </w:r>
-    </w:p>
-    <w:p>
-      <w:pPr>
-        <w:spacing w:line="240" w:lineRule="auto"/>
-        <w:jc w:val="center"/>
+      </w:pPr>
+      <w:r>
         <w:rPr>
           <w:sz w:val="40"/>
           <w:szCs w:val="40"/>
         </w:rPr>
-      </w:pPr>
-      <w:r>
+        <w:t>Spring 2026</w:t>
+      </w:r>
+    </w:p>
+    <w:p>
+      <w:pPr>
+        <w:spacing w:line="240" w:lineRule="auto"/>
+        <w:jc w:val="center"/>
         <w:rPr>
           <w:sz w:val="40"/>
           <w:szCs w:val="40"/>
         </w:rPr>
-        <w:t>42419</w:t>
-      </w:r>
-    </w:p>
-    <w:p>
-      <w:pPr>
-        <w:spacing w:line="240" w:lineRule="auto"/>
+      </w:pPr>
+      <w:r>
         <w:rPr>
           <w:sz w:val="40"/>
           <w:szCs w:val="40"/>
         </w:rPr>
-      </w:pPr>
-      <w:r>
+        <w:t>42419</w:t>
+      </w:r>
+    </w:p>
+    <w:p>
+      <w:pPr>
+        <w:spacing w:line="240" w:lineRule="auto"/>
         <w:rPr>
           <w:sz w:val="40"/>
           <w:szCs w:val="40"/>
         </w:rPr>
+      </w:pPr>
+      <w:r>
+        <w:rPr>
+          <w:sz w:val="40"/>
+          <w:szCs w:val="40"/>
+        </w:rPr>
         <w:br w:type="page"/>
       </w:r>
     </w:p>
@@ -234,7 +243,16 @@
       </w:pPr>
       <w:r>
         <w:tab/>
-        <w:t>For project 1, I made a text-based monopoly game. The game will not show any graphics to the user, only text indicating where the player is and all his options for each turn. This version of the game is best played with the game map on hand to be able to visualize locations and keep track of everybody’s location and acquired properties.</w:t>
+        <w:t xml:space="preserve">For project </w:t>
+      </w:r>
+      <w:r>
+        <w:t>2, I modified Project 1 that was a Monopoly Game</w:t>
+      </w:r>
+      <w:r>
+        <w:t>.</w:t>
+      </w:r>
+      <w:r>
+        <w:t xml:space="preserve"> I added classes, Inheritance, Polymorphism, Class Templates.</w:t>
       </w:r>
     </w:p>
     <w:p>
@@ -287,7 +305,7 @@
       <w:pPr>
         <w:spacing w:line="240" w:lineRule="auto"/>
       </w:pPr>
-      <w:hyperlink r:id="rId4" w:history="1">
+      <w:hyperlink r:id="rId5" w:history="1">
         <w:r>
           <w:rPr>
             <w:rStyle w:val="Hyperlink"/>
@@ -336,682 +354,886 @@
           <w:b/>
           <w:bCs/>
         </w:rPr>
-        <w:t>Version0:</w:t>
-      </w:r>
-    </w:p>
-    <w:p>
-      <w:pPr>
-        <w:spacing w:line="240" w:lineRule="auto"/>
-      </w:pPr>
-      <w:r>
-        <w:t xml:space="preserve">* </w:t>
-      </w:r>
-      <w:proofErr w:type="gramStart"/>
-      <w:r>
-        <w:t>created</w:t>
-      </w:r>
-      <w:proofErr w:type="gramEnd"/>
-      <w:r>
-        <w:t xml:space="preserve"> the main structure of the program with the main game loop and function prototypes.</w:t>
-      </w:r>
-    </w:p>
-    <w:p>
-      <w:pPr>
-        <w:spacing w:line="240" w:lineRule="auto"/>
-      </w:pPr>
-      <w:r>
-        <w:t>* The main game loop iterates through each player's turn, allowing them to take actions and move around the board until the game is over.</w:t>
-      </w:r>
-    </w:p>
-    <w:p>
-      <w:pPr>
-        <w:spacing w:line="240" w:lineRule="auto"/>
-      </w:pPr>
-      <w:r>
-        <w:t>* The initialization function is a placeholder for setting up the game components (cities, board, chance cards, community chest cards) from external files.</w:t>
-      </w:r>
-    </w:p>
-    <w:p>
-      <w:pPr>
-        <w:spacing w:line="240" w:lineRule="auto"/>
-      </w:pPr>
-      <w:r>
-        <w:t xml:space="preserve">* The </w:t>
+        <w:t>Version 0</w:t>
+      </w:r>
+      <w:r>
+        <w:rPr>
+          <w:b/>
+          <w:bCs/>
+        </w:rPr>
+        <w:t>:</w:t>
+      </w:r>
+    </w:p>
+    <w:p>
+      <w:pPr>
+        <w:pStyle w:val="ListParagraph"/>
+        <w:numPr>
+          <w:ilvl w:val="0"/>
+          <w:numId w:val="1"/>
+        </w:numPr>
+        <w:spacing w:line="240" w:lineRule="auto"/>
+      </w:pPr>
+      <w:r>
+        <w:t>Switched all structures from Previous Project to classes with appropriate member variables and functions, including constructors, destructors, accessors, mutators, operator overloads, and other member functions as needed for the Monopoly game implementation.</w:t>
+      </w:r>
+    </w:p>
+    <w:p>
+      <w:pPr>
+        <w:pStyle w:val="ListParagraph"/>
+        <w:numPr>
+          <w:ilvl w:val="0"/>
+          <w:numId w:val="1"/>
+        </w:numPr>
+        <w:spacing w:line="240" w:lineRule="auto"/>
+      </w:pPr>
+      <w:r>
+        <w:t>Added header files for each class and implemented the member functions in corresponding .</w:t>
       </w:r>
       <w:proofErr w:type="spellStart"/>
       <w:r>
-        <w:t>getOrderOfPlay</w:t>
+        <w:t>cpp</w:t>
       </w:r>
       <w:proofErr w:type="spellEnd"/>
       <w:r>
-        <w:t xml:space="preserve"> function is the first turn of the game where players roll dice to determine the order of play, and the rolls and player order are sorted in descending order based on the rolls.</w:t>
-      </w:r>
-    </w:p>
-    <w:p>
-      <w:pPr>
-        <w:spacing w:line="240" w:lineRule="auto"/>
-      </w:pPr>
-      <w:r>
-        <w:t xml:space="preserve">* The </w:t>
-      </w:r>
+        <w:t xml:space="preserve"> files.</w:t>
+      </w:r>
+    </w:p>
+    <w:p>
+      <w:pPr>
+        <w:pStyle w:val="ListParagraph"/>
+        <w:numPr>
+          <w:ilvl w:val="1"/>
+          <w:numId w:val="1"/>
+        </w:numPr>
+        <w:spacing w:line="240" w:lineRule="auto"/>
+      </w:pPr>
       <w:proofErr w:type="spellStart"/>
       <w:r>
-        <w:t>handleMenuChoice</w:t>
+        <w:t>i</w:t>
       </w:r>
       <w:proofErr w:type="spellEnd"/>
       <w:r>
-        <w:t xml:space="preserve"> function is a placeholder for handling the various actions a player can take during their turn based on their menu choice. (will be done in version 1)</w:t>
-      </w:r>
-    </w:p>
-    <w:p>
-      <w:pPr>
-        <w:spacing w:line="240" w:lineRule="auto"/>
-      </w:pPr>
-      <w:r>
-        <w:t xml:space="preserve">* The </w:t>
-      </w:r>
+        <w:t xml:space="preserve"> have class Board with an array of pointers to </w:t>
+      </w:r>
+      <w:r>
+        <w:t>square</w:t>
+      </w:r>
+      <w:r>
+        <w:t xml:space="preserve"> objects, and a function to initialize the board with the appropriate spaces and properties.</w:t>
+      </w:r>
+    </w:p>
+    <w:p>
+      <w:pPr>
+        <w:pStyle w:val="ListParagraph"/>
+        <w:numPr>
+          <w:ilvl w:val="1"/>
+          <w:numId w:val="1"/>
+        </w:numPr>
+        <w:spacing w:line="240" w:lineRule="auto"/>
+      </w:pPr>
       <w:proofErr w:type="spellStart"/>
       <w:r>
+        <w:t>i</w:t>
+      </w:r>
+      <w:proofErr w:type="spellEnd"/>
+      <w:r>
+        <w:t xml:space="preserve"> have class Player with member variables for name, ID, token, balance, position, properties owned, jail status, and functions to move the player, buy properties, go to jail, etc.</w:t>
+      </w:r>
+    </w:p>
+    <w:p>
+      <w:pPr>
+        <w:pStyle w:val="ListParagraph"/>
+        <w:numPr>
+          <w:ilvl w:val="1"/>
+          <w:numId w:val="1"/>
+        </w:numPr>
+        <w:spacing w:line="240" w:lineRule="auto"/>
+      </w:pPr>
+      <w:proofErr w:type="spellStart"/>
+      <w:r>
+        <w:t>i</w:t>
+      </w:r>
+      <w:proofErr w:type="spellEnd"/>
+      <w:r>
+        <w:t xml:space="preserve"> have class Dice with member variables for the two dice values and a counter for consecutive doubles, and functions to roll the dice, check for doubles, etc.</w:t>
+      </w:r>
+    </w:p>
+    <w:p>
+      <w:pPr>
+        <w:pStyle w:val="ListParagraph"/>
+        <w:numPr>
+          <w:ilvl w:val="1"/>
+          <w:numId w:val="1"/>
+        </w:numPr>
+        <w:spacing w:line="240" w:lineRule="auto"/>
+      </w:pPr>
+      <w:proofErr w:type="spellStart"/>
+      <w:r>
+        <w:t>i</w:t>
+      </w:r>
+      <w:proofErr w:type="spellEnd"/>
+      <w:r>
+        <w:t xml:space="preserve"> have class Square as a base class for different types of spaces on the board, with derived classes for properties, action spaces, etc.</w:t>
+      </w:r>
+    </w:p>
+    <w:p>
+      <w:pPr>
+        <w:pStyle w:val="ListParagraph"/>
+        <w:numPr>
+          <w:ilvl w:val="1"/>
+          <w:numId w:val="1"/>
+        </w:numPr>
+        <w:spacing w:line="240" w:lineRule="auto"/>
+      </w:pPr>
+      <w:r>
+        <w:t xml:space="preserve"> </w:t>
+      </w:r>
+      <w:proofErr w:type="spellStart"/>
+      <w:r>
+        <w:t>i</w:t>
+      </w:r>
+      <w:proofErr w:type="spellEnd"/>
+      <w:r>
+        <w:t xml:space="preserve"> have a class Property that inherits from Square and has additional member variables for rent, owner, etc., and functions to handle buying, paying rent, etc.</w:t>
+      </w:r>
+    </w:p>
+    <w:p>
+      <w:pPr>
+        <w:pStyle w:val="ListParagraph"/>
+        <w:numPr>
+          <w:ilvl w:val="1"/>
+          <w:numId w:val="1"/>
+        </w:numPr>
+        <w:spacing w:line="240" w:lineRule="auto"/>
+      </w:pPr>
+      <w:proofErr w:type="spellStart"/>
+      <w:r>
+        <w:t>i</w:t>
+      </w:r>
+      <w:proofErr w:type="spellEnd"/>
+      <w:r>
+        <w:t xml:space="preserve"> have a class City that inherits from Property and has additional member variables for the number of houses/hotels, and functions to handle upgrading the property, calculating rent, etc.</w:t>
+      </w:r>
+    </w:p>
+    <w:p>
+      <w:pPr>
+        <w:pStyle w:val="ListParagraph"/>
+        <w:numPr>
+          <w:ilvl w:val="1"/>
+          <w:numId w:val="1"/>
+        </w:numPr>
+        <w:spacing w:line="240" w:lineRule="auto"/>
+      </w:pPr>
+      <w:proofErr w:type="spellStart"/>
+      <w:r>
+        <w:t>i</w:t>
+      </w:r>
+      <w:proofErr w:type="spellEnd"/>
+      <w:r>
+        <w:t xml:space="preserve"> have a class Railroad that inherits from Property and has additional member variables for rent based on the number of railroads owned, and functions to calculate rent accordingly.</w:t>
+      </w:r>
+    </w:p>
+    <w:p>
+      <w:pPr>
+        <w:pStyle w:val="ListParagraph"/>
+        <w:numPr>
+          <w:ilvl w:val="1"/>
+          <w:numId w:val="1"/>
+        </w:numPr>
+        <w:spacing w:line="240" w:lineRule="auto"/>
+      </w:pPr>
+      <w:proofErr w:type="spellStart"/>
+      <w:r>
+        <w:lastRenderedPageBreak/>
+        <w:t>i</w:t>
+      </w:r>
+      <w:proofErr w:type="spellEnd"/>
+      <w:r>
+        <w:t xml:space="preserve"> have a class Utility that inherits from Property and has additional member variables for rent multiplier based on the number of utilities owned, and functions to calculate rent based on dice rolls.</w:t>
+      </w:r>
+    </w:p>
+    <w:p>
+      <w:pPr>
+        <w:pStyle w:val="ListParagraph"/>
+        <w:numPr>
+          <w:ilvl w:val="1"/>
+          <w:numId w:val="1"/>
+        </w:numPr>
+        <w:spacing w:line="240" w:lineRule="auto"/>
+      </w:pPr>
+      <w:proofErr w:type="spellStart"/>
+      <w:r>
+        <w:t>i</w:t>
+      </w:r>
+      <w:proofErr w:type="spellEnd"/>
+      <w:r>
+        <w:t xml:space="preserve"> have a class </w:t>
+      </w:r>
+      <w:proofErr w:type="spellStart"/>
+      <w:r>
+        <w:t>ActionSpace</w:t>
+      </w:r>
+      <w:proofErr w:type="spellEnd"/>
+      <w:r>
+        <w:t xml:space="preserve"> that inherits from Square and has member variables for the type of action (e.g., Chance, Community Chest, Go to Jail, etc.) and functions to handle the action when a player lands on it.</w:t>
+      </w:r>
+    </w:p>
+    <w:p>
+      <w:pPr>
+        <w:pStyle w:val="ListParagraph"/>
+        <w:numPr>
+          <w:ilvl w:val="0"/>
+          <w:numId w:val="1"/>
+        </w:numPr>
+        <w:spacing w:line="240" w:lineRule="auto"/>
+      </w:pPr>
+      <w:r>
+        <w:t>Modified the main game loop in Monopoly_V1.cpp to incorporate the new class structures and member functions, allowing players to take their turns, roll dice, move around the board, buy properties, pay rent, go to jail, etc., based on the new class implementations.</w:t>
+      </w:r>
+    </w:p>
+    <w:p>
+      <w:pPr>
+        <w:spacing w:line="240" w:lineRule="auto"/>
+      </w:pPr>
+    </w:p>
+    <w:p>
+      <w:pPr>
+        <w:spacing w:line="240" w:lineRule="auto"/>
+        <w:rPr>
+          <w:b/>
+          <w:bCs/>
+        </w:rPr>
+      </w:pPr>
+      <w:r>
+        <w:rPr>
+          <w:b/>
+          <w:bCs/>
+        </w:rPr>
+        <w:t>Version 1</w:t>
+      </w:r>
+      <w:r>
+        <w:rPr>
+          <w:b/>
+          <w:bCs/>
+        </w:rPr>
+        <w:t>:</w:t>
+      </w:r>
+    </w:p>
+    <w:p>
+      <w:pPr>
+        <w:pStyle w:val="ListParagraph"/>
+        <w:numPr>
+          <w:ilvl w:val="0"/>
+          <w:numId w:val="1"/>
+        </w:numPr>
+        <w:spacing w:line="240" w:lineRule="auto"/>
+        <w:rPr>
+          <w:b/>
+          <w:bCs/>
+        </w:rPr>
+      </w:pPr>
+      <w:r>
+        <w:t xml:space="preserve">Added the class file for the game board (Board) which contains an array of </w:t>
+      </w:r>
+      <w:r>
+        <w:t>square</w:t>
+      </w:r>
+      <w:r>
+        <w:t xml:space="preserve"> objects representing the spaces on the board, and functions to initialize the board and read board data from an external file.</w:t>
+      </w:r>
+    </w:p>
+    <w:p>
+      <w:pPr>
+        <w:pStyle w:val="ListParagraph"/>
+        <w:numPr>
+          <w:ilvl w:val="0"/>
+          <w:numId w:val="1"/>
+        </w:numPr>
+        <w:spacing w:line="240" w:lineRule="auto"/>
+        <w:rPr>
+          <w:b/>
+          <w:bCs/>
+        </w:rPr>
+      </w:pPr>
+      <w:r>
+        <w:t>Added the class file for the dice (Dice) which simulates rolling two six-sided dice and includes functionality to track consecutive doubles rolled by a player.</w:t>
+      </w:r>
+    </w:p>
+    <w:p>
+      <w:pPr>
+        <w:pStyle w:val="ListParagraph"/>
+        <w:numPr>
+          <w:ilvl w:val="0"/>
+          <w:numId w:val="1"/>
+        </w:numPr>
+        <w:spacing w:line="240" w:lineRule="auto"/>
+        <w:rPr>
+          <w:b/>
+          <w:bCs/>
+        </w:rPr>
+      </w:pPr>
+      <w:r>
+        <w:t>Added the class file for the players (Player) which includes attributes such as name, ID, token, balance, position on the board, properties owned, jail status, and functions to handle player actions such as moving, buying properties, going to jail, etc.</w:t>
+      </w:r>
+    </w:p>
+    <w:p>
+      <w:pPr>
+        <w:pStyle w:val="ListParagraph"/>
+        <w:numPr>
+          <w:ilvl w:val="0"/>
+          <w:numId w:val="1"/>
+        </w:numPr>
+        <w:spacing w:line="240" w:lineRule="auto"/>
+        <w:rPr>
+          <w:b/>
+          <w:bCs/>
+        </w:rPr>
+      </w:pPr>
+      <w:r>
+        <w:t>Added the class file for the properties (Property) which includes attributes such as name, price, rent, owner, and functions to handle property-related actions such as buying, paying rent, etc.</w:t>
+      </w:r>
+    </w:p>
+    <w:p>
+      <w:pPr>
+        <w:pStyle w:val="ListParagraph"/>
+        <w:numPr>
+          <w:ilvl w:val="0"/>
+          <w:numId w:val="1"/>
+        </w:numPr>
+        <w:spacing w:line="240" w:lineRule="auto"/>
+        <w:rPr>
+          <w:b/>
+          <w:bCs/>
+        </w:rPr>
+      </w:pPr>
+      <w:r>
+        <w:t>Added the class file for the city properties (City) which inherits from Property and includes additional attributes such as color group, house count, house cost, and functions to handle building houses and calculating rent based on the number of houses.</w:t>
+      </w:r>
+    </w:p>
+    <w:p>
+      <w:pPr>
+        <w:pStyle w:val="ListParagraph"/>
+        <w:numPr>
+          <w:ilvl w:val="0"/>
+          <w:numId w:val="1"/>
+        </w:numPr>
+        <w:spacing w:line="240" w:lineRule="auto"/>
+        <w:rPr>
+          <w:b/>
+          <w:bCs/>
+        </w:rPr>
+      </w:pPr>
+      <w:r>
+        <w:t>Added the class file for the railroads (Railroad) which inherits from Property and includes additional attributes such as rent based on the number of railroads owned, and functions to calculate rent accordingly.</w:t>
+      </w:r>
+    </w:p>
+    <w:p>
+      <w:pPr>
+        <w:pStyle w:val="ListParagraph"/>
+        <w:numPr>
+          <w:ilvl w:val="0"/>
+          <w:numId w:val="1"/>
+        </w:numPr>
+        <w:spacing w:line="240" w:lineRule="auto"/>
+        <w:rPr>
+          <w:b/>
+          <w:bCs/>
+        </w:rPr>
+      </w:pPr>
+      <w:r>
+        <w:t>Added the class file for the utilities (Utility) which inherits from Property and includes additional attributes such as rent multiplier based on the number of utilities owned, and functions to calculate rent based on the dice roll.</w:t>
+      </w:r>
+    </w:p>
+    <w:p>
+      <w:pPr>
+        <w:pStyle w:val="ListParagraph"/>
+        <w:numPr>
+          <w:ilvl w:val="0"/>
+          <w:numId w:val="1"/>
+        </w:numPr>
+        <w:spacing w:line="240" w:lineRule="auto"/>
+        <w:rPr>
+          <w:b/>
+          <w:bCs/>
+        </w:rPr>
+      </w:pPr>
+      <w:r>
+        <w:t>Updated the main game loop to incorporate the new classes and their functionalities, including player turns, dice rolls, and interactions with the board spaces.</w:t>
+      </w:r>
+    </w:p>
+    <w:p>
+      <w:pPr>
+        <w:pStyle w:val="ListParagraph"/>
+        <w:numPr>
+          <w:ilvl w:val="0"/>
+          <w:numId w:val="1"/>
+        </w:numPr>
+        <w:spacing w:line="240" w:lineRule="auto"/>
+        <w:rPr>
+          <w:b/>
+          <w:bCs/>
+        </w:rPr>
+      </w:pPr>
+      <w:r>
+        <w:t xml:space="preserve">Board class is an array of </w:t>
+      </w:r>
+      <w:r>
+        <w:t>square</w:t>
+      </w:r>
+      <w:r>
+        <w:t xml:space="preserve"> objects, where each Square can be a Property, </w:t>
+      </w:r>
+      <w:r>
+        <w:t>Action Space</w:t>
+      </w:r>
+      <w:r>
+        <w:t>, or other types of spaces on the Monopoly board.</w:t>
+      </w:r>
+    </w:p>
+    <w:p>
+      <w:pPr>
+        <w:pStyle w:val="ListParagraph"/>
+        <w:numPr>
+          <w:ilvl w:val="0"/>
+          <w:numId w:val="1"/>
+        </w:numPr>
+        <w:spacing w:line="240" w:lineRule="auto"/>
+        <w:rPr>
+          <w:b/>
+          <w:bCs/>
+        </w:rPr>
+      </w:pPr>
+      <w:r>
+        <w:t>The Board class includes functions to initialize the board with the appropriate spaces and properties, and to read board data from an external file to set up the game.</w:t>
+      </w:r>
+    </w:p>
+    <w:p>
+      <w:pPr>
+        <w:spacing w:line="240" w:lineRule="auto"/>
+        <w:ind w:left="360"/>
+        <w:rPr>
+          <w:b/>
+          <w:bCs/>
+        </w:rPr>
+      </w:pPr>
+    </w:p>
+    <w:p>
+      <w:pPr>
+        <w:spacing w:line="240" w:lineRule="auto"/>
+        <w:rPr>
+          <w:b/>
+          <w:bCs/>
+        </w:rPr>
+      </w:pPr>
+      <w:r>
+        <w:rPr>
+          <w:b/>
+          <w:bCs/>
+        </w:rPr>
+        <w:t>Version 2</w:t>
+      </w:r>
+      <w:r>
+        <w:rPr>
+          <w:b/>
+          <w:bCs/>
+        </w:rPr>
+        <w:t>:</w:t>
+      </w:r>
+    </w:p>
+    <w:p>
+      <w:pPr>
+        <w:pStyle w:val="ListParagraph"/>
+        <w:numPr>
+          <w:ilvl w:val="0"/>
+          <w:numId w:val="3"/>
+        </w:numPr>
+        <w:spacing w:line="240" w:lineRule="auto"/>
+        <w:rPr>
+          <w:b/>
+          <w:bCs/>
+        </w:rPr>
+      </w:pPr>
+      <w:r>
+        <w:t>Added the function prototype for reading the board configuration from a file and initializing the board accordingly (</w:t>
+      </w:r>
+      <w:proofErr w:type="spellStart"/>
+      <w:r>
+        <w:t>readFromFile</w:t>
+      </w:r>
+      <w:proofErr w:type="spellEnd"/>
+      <w:r>
+        <w:t>).</w:t>
+      </w:r>
+    </w:p>
+    <w:p>
+      <w:pPr>
+        <w:pStyle w:val="ListParagraph"/>
+        <w:numPr>
+          <w:ilvl w:val="0"/>
+          <w:numId w:val="3"/>
+        </w:numPr>
+        <w:spacing w:line="240" w:lineRule="auto"/>
+        <w:rPr>
+          <w:b/>
+          <w:bCs/>
+        </w:rPr>
+      </w:pPr>
+      <w:r>
+        <w:t>Added the function prototype for moving a player a specified number of steps on the board (</w:t>
+      </w:r>
+      <w:proofErr w:type="spellStart"/>
+      <w:r>
         <w:t>movePlayer</w:t>
       </w:r>
       <w:proofErr w:type="spellEnd"/>
       <w:r>
-        <w:t xml:space="preserve"> function simulates rolling the dice and moving the player around the board, including handling double rolls and passing Go. (will be completed in version 1)</w:t>
-      </w:r>
-    </w:p>
-    <w:p>
-      <w:pPr>
-        <w:spacing w:line="240" w:lineRule="auto"/>
-      </w:pPr>
-      <w:r>
-        <w:t xml:space="preserve">* The </w:t>
+        <w:t>), which will be used to handle player movement based on dice rolls and other game actions.</w:t>
+      </w:r>
+    </w:p>
+    <w:p>
+      <w:pPr>
+        <w:pStyle w:val="ListParagraph"/>
+        <w:numPr>
+          <w:ilvl w:val="0"/>
+          <w:numId w:val="3"/>
+        </w:numPr>
+        <w:spacing w:line="240" w:lineRule="auto"/>
+        <w:rPr>
+          <w:b/>
+          <w:bCs/>
+        </w:rPr>
+      </w:pPr>
+      <w:r>
+        <w:t xml:space="preserve">Updated the main function to call the </w:t>
       </w:r>
       <w:proofErr w:type="spellStart"/>
       <w:r>
-        <w:t>locationAction</w:t>
+        <w:t>readFromFile</w:t>
       </w:r>
       <w:proofErr w:type="spellEnd"/>
       <w:r>
-        <w:t xml:space="preserve"> function is a placeholder for handling the action when a player lands on a space on the board (e.g., buying property, paying rent, drawing cards, etc.) based on the type of space. (will be completed in version 1)</w:t>
-      </w:r>
-    </w:p>
-    <w:p>
-      <w:pPr>
-        <w:spacing w:line="240" w:lineRule="auto"/>
-      </w:pPr>
-    </w:p>
-    <w:p>
-      <w:pPr>
+        <w:t xml:space="preserve"> function to initialize the board at the start of the game, and to include a placeholder for the </w:t>
+      </w:r>
+      <w:proofErr w:type="spellStart"/>
+      <w:r>
+        <w:t>movePlayer</w:t>
+      </w:r>
+      <w:proofErr w:type="spellEnd"/>
+      <w:r>
+        <w:t xml:space="preserve"> function to be implemented later.</w:t>
+      </w:r>
+    </w:p>
+    <w:p>
+      <w:pPr>
+        <w:pStyle w:val="ListParagraph"/>
+        <w:numPr>
+          <w:ilvl w:val="0"/>
+          <w:numId w:val="3"/>
+        </w:numPr>
+        <w:spacing w:line="240" w:lineRule="auto"/>
+        <w:rPr>
+          <w:b/>
+          <w:bCs/>
+        </w:rPr>
+      </w:pPr>
+      <w:r>
+        <w:t>Added the necessary include statements for the new classes (Railroad and Utility) that were added in Version 1, to ensure that the main game file has access to these classes for handling player interactions with these types of properties on the board.</w:t>
+      </w:r>
+    </w:p>
+    <w:p>
+      <w:pPr>
+        <w:pStyle w:val="ListParagraph"/>
+        <w:numPr>
+          <w:ilvl w:val="0"/>
+          <w:numId w:val="3"/>
+        </w:numPr>
+        <w:spacing w:line="240" w:lineRule="auto"/>
+        <w:rPr>
+          <w:b/>
+          <w:bCs/>
+        </w:rPr>
+      </w:pPr>
+      <w:r>
+        <w:t>Added comments to the main function and the new function prototypes to clarify their purpose and how they fit into the overall game implementation.</w:t>
+      </w:r>
+    </w:p>
+    <w:p>
+      <w:pPr>
+        <w:spacing w:line="240" w:lineRule="auto"/>
+        <w:rPr>
+          <w:b/>
+          <w:bCs/>
+        </w:rPr>
+      </w:pPr>
+      <w:r>
+        <w:rPr>
+          <w:b/>
+          <w:bCs/>
+        </w:rPr>
+        <w:t>Version 3</w:t>
+      </w:r>
+      <w:r>
+        <w:rPr>
+          <w:b/>
+          <w:bCs/>
+        </w:rPr>
+        <w:t>:</w:t>
+      </w:r>
+    </w:p>
+    <w:p>
+      <w:pPr>
+        <w:pStyle w:val="ListParagraph"/>
+        <w:numPr>
+          <w:ilvl w:val="0"/>
+          <w:numId w:val="4"/>
+        </w:numPr>
+        <w:spacing w:line="240" w:lineRule="auto"/>
+        <w:rPr>
+          <w:b/>
+          <w:bCs/>
+        </w:rPr>
+      </w:pPr>
+      <w:r>
+        <w:t>Added Operator overloads for the Player class to allow for easier manipulation of the player's balance using += and -= operators, which will be used to handle transactions such as paying rent, receiving money, etc. in a more intuitive way in the game logic.</w:t>
+      </w:r>
+    </w:p>
+    <w:p>
+      <w:pPr>
+        <w:pStyle w:val="ListParagraph"/>
+        <w:numPr>
+          <w:ilvl w:val="0"/>
+          <w:numId w:val="4"/>
+        </w:numPr>
+        <w:spacing w:line="240" w:lineRule="auto"/>
+        <w:rPr>
+          <w:b/>
+          <w:bCs/>
+        </w:rPr>
+      </w:pPr>
+      <w:r>
+        <w:t xml:space="preserve">Added a </w:t>
+      </w:r>
+      <w:proofErr w:type="spellStart"/>
+      <w:r>
+        <w:t>toString</w:t>
+      </w:r>
+      <w:proofErr w:type="spellEnd"/>
+      <w:r>
+        <w:t>() member function to the Player class to print the details of the player (name, balance, position, properties owned, etc.) in a formatted manner, which will be useful for displaying player information during the game.</w:t>
+      </w:r>
+    </w:p>
+    <w:p>
+      <w:pPr>
+        <w:spacing w:line="240" w:lineRule="auto"/>
+        <w:rPr>
+          <w:b/>
+          <w:bCs/>
+        </w:rPr>
+      </w:pPr>
+      <w:r>
+        <w:rPr>
+          <w:b/>
+          <w:bCs/>
+        </w:rPr>
+        <w:t>Version 4</w:t>
+      </w:r>
+      <w:r>
+        <w:rPr>
+          <w:b/>
+          <w:bCs/>
+        </w:rPr>
+        <w:t>:</w:t>
+      </w:r>
+    </w:p>
+    <w:p>
+      <w:pPr>
+        <w:pStyle w:val="ListParagraph"/>
+        <w:numPr>
+          <w:ilvl w:val="0"/>
+          <w:numId w:val="5"/>
+        </w:numPr>
+        <w:spacing w:line="240" w:lineRule="auto"/>
+      </w:pPr>
+      <w:r>
+        <w:t>Added the class file for the Chance and Community Chest cards (Card) which includes attributes such as description, action type, and value, and functions to handle the effects of the cards when drawn by a player.</w:t>
+      </w:r>
+    </w:p>
+    <w:p>
+      <w:pPr>
+        <w:pStyle w:val="ListParagraph"/>
+        <w:numPr>
+          <w:ilvl w:val="1"/>
+          <w:numId w:val="5"/>
+        </w:numPr>
+        <w:spacing w:line="240" w:lineRule="auto"/>
+      </w:pPr>
+      <w:r>
+        <w:t>Class Template for Deck&lt;Card&gt; storage of Chance and Community Chest cards has been implemented, allowing for easy management of the card decks in the game.</w:t>
+      </w:r>
+    </w:p>
+    <w:p>
+      <w:pPr>
+        <w:pStyle w:val="ListParagraph"/>
+        <w:numPr>
+          <w:ilvl w:val="1"/>
+          <w:numId w:val="5"/>
+        </w:numPr>
+        <w:spacing w:line="240" w:lineRule="auto"/>
+      </w:pPr>
+      <w:r>
+        <w:t>class Card includes a constructor to initialize the card attributes, accessors to retrieve the card information, and a destructor.</w:t>
+      </w:r>
+    </w:p>
+    <w:p>
+      <w:pPr>
+        <w:pStyle w:val="ListParagraph"/>
+        <w:numPr>
+          <w:ilvl w:val="0"/>
+          <w:numId w:val="5"/>
+        </w:numPr>
+        <w:spacing w:line="240" w:lineRule="auto"/>
+      </w:pPr>
+      <w:r>
+        <w:t>Started on implementing on using the card effects in the game, with placeholders for the logic to handle different types of card actions (e.g., moving to a specific square, paying or receiving money, getting out of jail free, etc.) when a player draws a card during their turn.</w:t>
+      </w:r>
+    </w:p>
+    <w:p>
+      <w:pPr>
+        <w:pStyle w:val="ListParagraph"/>
+        <w:numPr>
+          <w:ilvl w:val="0"/>
+          <w:numId w:val="5"/>
+        </w:numPr>
+        <w:spacing w:line="240" w:lineRule="auto"/>
+      </w:pPr>
+      <w:r>
+        <w:t>Updated the main game loop to include logic for drawing cards when a player lands on a Chance or Community Chest space, and to call the appropriate functions to handle the card effects based on the type of card drawn.</w:t>
+      </w:r>
+    </w:p>
+    <w:p>
+      <w:pPr>
+        <w:pStyle w:val="ListParagraph"/>
+        <w:numPr>
+          <w:ilvl w:val="0"/>
+          <w:numId w:val="5"/>
+        </w:numPr>
         <w:spacing w:line="240" w:lineRule="auto"/>
       </w:pPr>
       <w:r>
         <w:lastRenderedPageBreak/>
-        <w:t>Most work was done on the game loop especially the order of rolling the dice and moving the player around the board.</w:t>
-      </w:r>
-    </w:p>
-    <w:p>
-      <w:pPr>
-        <w:spacing w:line="240" w:lineRule="auto"/>
-      </w:pPr>
-      <w:r>
-        <w:t>The double roll logic was tricky to implement, especially that at each action done player can go to jail or bankrupt which would end their turn even if they rolled a double.</w:t>
-      </w:r>
-    </w:p>
-    <w:p>
-      <w:pPr>
-        <w:spacing w:line="240" w:lineRule="auto"/>
-      </w:pPr>
-      <w:r>
-        <w:t>I had to make sure to check for those conditions after each action and end the turn if they occur, even if the player rolled a double.</w:t>
-      </w:r>
-    </w:p>
-    <w:p>
-      <w:pPr>
-        <w:spacing w:line="240" w:lineRule="auto"/>
-      </w:pPr>
-      <w:r>
-        <w:t>I also had to make sure to reset the double roll count when the player does not roll a double or when their turn ends for any reason.</w:t>
-      </w:r>
-    </w:p>
-    <w:p>
-      <w:pPr>
-        <w:spacing w:line="240" w:lineRule="auto"/>
-      </w:pPr>
-      <w:r>
-        <w:t xml:space="preserve">I </w:t>
+        <w:t>Added comments to the new class and function prototypes to clarify their purpose and how they fit into the overall game implementation.</w:t>
+      </w:r>
+    </w:p>
+    <w:p>
+      <w:pPr>
+        <w:spacing w:line="240" w:lineRule="auto"/>
+        <w:rPr>
+          <w:b/>
+          <w:bCs/>
+        </w:rPr>
+      </w:pPr>
+      <w:r>
+        <w:rPr>
+          <w:b/>
+          <w:bCs/>
+        </w:rPr>
+        <w:t>Version 5</w:t>
+      </w:r>
+      <w:r>
+        <w:rPr>
+          <w:b/>
+          <w:bCs/>
+        </w:rPr>
+        <w:t>:</w:t>
+      </w:r>
+    </w:p>
+    <w:p>
+      <w:pPr>
+        <w:pStyle w:val="ListParagraph"/>
+        <w:numPr>
+          <w:ilvl w:val="0"/>
+          <w:numId w:val="5"/>
+        </w:numPr>
+        <w:spacing w:line="240" w:lineRule="auto"/>
+      </w:pPr>
+      <w:r>
+        <w:t>Added functionality to read and write the board configuration to a file, allowing the game state to be saved and loaded.</w:t>
+      </w:r>
+    </w:p>
+    <w:p>
+      <w:pPr>
+        <w:pStyle w:val="ListParagraph"/>
+        <w:numPr>
+          <w:ilvl w:val="0"/>
+          <w:numId w:val="5"/>
+        </w:numPr>
+        <w:spacing w:line="240" w:lineRule="auto"/>
+      </w:pPr>
+      <w:r>
+        <w:t>Added manual initialization of the Chance and Community Chest decks to ensure the correct cards are available during gameplay.</w:t>
+      </w:r>
+    </w:p>
+    <w:p>
+      <w:pPr>
+        <w:pStyle w:val="ListParagraph"/>
+        <w:numPr>
+          <w:ilvl w:val="0"/>
+          <w:numId w:val="5"/>
+        </w:numPr>
+        <w:spacing w:line="240" w:lineRule="auto"/>
+      </w:pPr>
+      <w:r>
+        <w:t xml:space="preserve">Fixed how the board is initialized in the main function to use the </w:t>
       </w:r>
       <w:proofErr w:type="spellStart"/>
       <w:r>
-        <w:t>stil</w:t>
+        <w:t>readFromFile</w:t>
       </w:r>
       <w:proofErr w:type="spellEnd"/>
       <w:r>
-        <w:t xml:space="preserve"> need to figure out a way to make a graphical representation of the board and the players' positions on it.</w:t>
-      </w:r>
-    </w:p>
-    <w:p>
-      <w:pPr>
-        <w:spacing w:line="240" w:lineRule="auto"/>
-      </w:pPr>
-      <w:r>
-        <w:t>which possibly will be done in later version and will be a representation in the console using ASCII characters to create a visual representation.</w:t>
-      </w:r>
-    </w:p>
-    <w:p>
-      <w:pPr>
-        <w:spacing w:line="240" w:lineRule="auto"/>
-      </w:pPr>
-      <w:r>
-        <w:t xml:space="preserve">probably </w:t>
+        <w:t xml:space="preserve"> function, and added a call to </w:t>
       </w:r>
       <w:proofErr w:type="spellStart"/>
-      <w:proofErr w:type="gramStart"/>
-      <w:r>
-        <w:t>wont</w:t>
+      <w:r>
+        <w:t>writeToFile</w:t>
       </w:r>
       <w:proofErr w:type="spellEnd"/>
-      <w:proofErr w:type="gramEnd"/>
-      <w:r>
-        <w:t xml:space="preserve"> be forced to show every turn but whenever a player choose to view the board or at the end of each round.</w:t>
-      </w:r>
-    </w:p>
-    <w:p>
-      <w:pPr>
-        <w:spacing w:line="240" w:lineRule="auto"/>
-      </w:pPr>
-      <w:r>
-        <w:t>Version 1:</w:t>
-      </w:r>
-    </w:p>
-    <w:p>
-      <w:pPr>
-        <w:spacing w:line="240" w:lineRule="auto"/>
-      </w:pPr>
-      <w:r>
-        <w:t xml:space="preserve">* </w:t>
-      </w:r>
-      <w:proofErr w:type="gramStart"/>
-      <w:r>
-        <w:t>made</w:t>
-      </w:r>
-      <w:proofErr w:type="gramEnd"/>
-      <w:r>
-        <w:t xml:space="preserve"> the menu function for the player's turn which will allow them to choose their action during their turn (rolling dice, buying properties, upgrading properties, etc.)</w:t>
-      </w:r>
-    </w:p>
-    <w:p>
-      <w:pPr>
-        <w:spacing w:line="240" w:lineRule="auto"/>
-      </w:pPr>
-      <w:r>
-        <w:t xml:space="preserve">* </w:t>
-      </w:r>
-      <w:proofErr w:type="gramStart"/>
-      <w:r>
-        <w:t>made</w:t>
-      </w:r>
-      <w:proofErr w:type="gramEnd"/>
-      <w:r>
-        <w:t xml:space="preserve"> the </w:t>
-      </w:r>
-      <w:proofErr w:type="spellStart"/>
-      <w:r>
-        <w:t>handleMenuChoice</w:t>
-      </w:r>
-      <w:proofErr w:type="spellEnd"/>
-      <w:r>
-        <w:t xml:space="preserve"> function which will execute the action based on the player's menu choice and will allow them to take multiple actions during their turn until they choose to end their turn or they go bankrupt or go to jail</w:t>
-      </w:r>
-    </w:p>
-    <w:p>
-      <w:pPr>
-        <w:spacing w:line="240" w:lineRule="auto"/>
-      </w:pPr>
-      <w:r>
-        <w:t xml:space="preserve">* </w:t>
-      </w:r>
-      <w:proofErr w:type="gramStart"/>
-      <w:r>
-        <w:t>made</w:t>
-      </w:r>
-      <w:proofErr w:type="gramEnd"/>
-      <w:r>
-        <w:t xml:space="preserve"> the </w:t>
-      </w:r>
-      <w:proofErr w:type="spellStart"/>
-      <w:r>
-        <w:t>movePlayer</w:t>
-      </w:r>
-      <w:proofErr w:type="spellEnd"/>
-      <w:r>
-        <w:t xml:space="preserve"> function which simulates rolling the dice and moving the player around the board, including handling double rolls and passing Go. It also calls the </w:t>
-      </w:r>
-      <w:proofErr w:type="spellStart"/>
-      <w:r>
-        <w:t>locationAction</w:t>
-      </w:r>
-      <w:proofErr w:type="spellEnd"/>
-      <w:r>
-        <w:t xml:space="preserve"> function to handle the action for landing on the new position.</w:t>
-      </w:r>
-    </w:p>
-    <w:p>
-      <w:pPr>
-        <w:spacing w:line="240" w:lineRule="auto"/>
-      </w:pPr>
-      <w:r>
-        <w:t xml:space="preserve">* </w:t>
-      </w:r>
-      <w:proofErr w:type="gramStart"/>
-      <w:r>
-        <w:t>made</w:t>
-      </w:r>
-      <w:proofErr w:type="gramEnd"/>
-      <w:r>
-        <w:t xml:space="preserve"> the </w:t>
-      </w:r>
-      <w:proofErr w:type="spellStart"/>
-      <w:r>
-        <w:t>locationAction</w:t>
-      </w:r>
-      <w:proofErr w:type="spellEnd"/>
-      <w:r>
-        <w:t xml:space="preserve"> function which will direct the flow to different functions based on the type of space the player lands on (e.g., buy property, pay rent, draw card, etc.)</w:t>
-      </w:r>
-    </w:p>
-    <w:p>
-      <w:pPr>
-        <w:spacing w:line="240" w:lineRule="auto"/>
-      </w:pPr>
-      <w:r>
-        <w:t>* The main game loop was updated to incorporate the menu and player movement logic, allowing players to take actions and move around the board during their turns.</w:t>
-      </w:r>
-    </w:p>
-    <w:p>
-      <w:pPr>
-        <w:spacing w:line="240" w:lineRule="auto"/>
-      </w:pPr>
-      <w:r>
-        <w:t xml:space="preserve">* </w:t>
-      </w:r>
-      <w:proofErr w:type="gramStart"/>
-      <w:r>
-        <w:t>made</w:t>
-      </w:r>
-      <w:proofErr w:type="gramEnd"/>
-      <w:r>
-        <w:t xml:space="preserve"> the different functions for handling the various actions a player can take during their turn (e.g., buying properties, upgrading properties, mortgaging properties, etc.) and the various actions that can occur when a player lands on a space (e.g., paying rent, drawing cards, etc.)</w:t>
-      </w:r>
-    </w:p>
-    <w:p>
-      <w:pPr>
-        <w:spacing w:line="240" w:lineRule="auto"/>
-      </w:pPr>
-      <w:r>
-        <w:t xml:space="preserve">    * Pay rent function will handle rent payment when a player lands on an owned property, including calculating the rent based on the property's attributes and the number of houses/hotels, and transferring the money from the player to the owner.</w:t>
-      </w:r>
-    </w:p>
-    <w:p>
-      <w:pPr>
-        <w:spacing w:line="240" w:lineRule="auto"/>
-      </w:pPr>
-      <w:r>
-        <w:t xml:space="preserve">      it will also handle tax payment when a player lands on a tax space, including calculating the tax amount and transferring the money from the player to the bank.</w:t>
-      </w:r>
-    </w:p>
-    <w:p>
-      <w:pPr>
-        <w:spacing w:line="240" w:lineRule="auto"/>
-      </w:pPr>
-      <w:r>
-        <w:lastRenderedPageBreak/>
-        <w:t xml:space="preserve">    * Buy property function will handle the process of buying a property when a player lands on an unowned property, including checking if the player has enough money, transferring the money from the player to the bank, and updating the property's ownership.</w:t>
-      </w:r>
-    </w:p>
-    <w:p>
-      <w:pPr>
-        <w:spacing w:line="240" w:lineRule="auto"/>
-      </w:pPr>
-      <w:r>
-        <w:t xml:space="preserve">    * Draw Chance card function will handle drawing a Chance card and executing its effect, including moving the player to a different space, giving or taking money, etc. (will be implemented in version 2)</w:t>
-      </w:r>
-    </w:p>
-    <w:p>
-      <w:pPr>
-        <w:spacing w:line="240" w:lineRule="auto"/>
-      </w:pPr>
-      <w:r>
-        <w:t xml:space="preserve">    * Draw Community Chest card function will handle drawing a Community Chest card and executing its effect, including moving the player to a different space, giving or taking money, etc. (will be implemented in version 2)</w:t>
-      </w:r>
-    </w:p>
-    <w:p>
-      <w:pPr>
-        <w:spacing w:line="240" w:lineRule="auto"/>
-      </w:pPr>
-      <w:r>
-        <w:t xml:space="preserve">    * Money transaction functions will handle money transactions between players (e.g., rent payment, property purchase, etc.) and between players and the bank (e.g., salary collection, property purchase, etc.), including updating the players' balances and handling low balance situations (e.g., selling property, mortgaging property, declaring bankruptcy, etc.)</w:t>
-      </w:r>
-    </w:p>
-    <w:p>
-      <w:pPr>
-        <w:spacing w:line="240" w:lineRule="auto"/>
-      </w:pPr>
-      <w:r>
-        <w:t xml:space="preserve">    * Upgrade property function will handle upgrading properties with houses and hotels, including checking for the required conditions (owning all properties in a color group, having enough money, etc.) and updating the property's attributes and the player's balance accordingly.</w:t>
-      </w:r>
-    </w:p>
-    <w:p>
-      <w:pPr>
-        <w:spacing w:line="240" w:lineRule="auto"/>
-      </w:pPr>
-      <w:r>
-        <w:t xml:space="preserve">    * Mortgage property function will handle mortgaging properties, including calculating the mortgage value, updating the property's status, and transferring money from the player to the bank.</w:t>
-      </w:r>
-    </w:p>
-    <w:p>
-      <w:pPr>
-        <w:spacing w:line="240" w:lineRule="auto"/>
-      </w:pPr>
-      <w:r>
-        <w:t xml:space="preserve">    * Unmortgage property function will handle unmortgaging properties, including calculating the unmortgage cost (including interest), updating the property's status, and transferring money from the player to the bank.</w:t>
-      </w:r>
-    </w:p>
-    <w:p>
-      <w:pPr>
-        <w:spacing w:line="240" w:lineRule="auto"/>
-      </w:pPr>
-      <w:r>
-        <w:t xml:space="preserve">    * Sell property function will handle selling properties to other players or back to the bank, including updating the property's ownership and the player's balance </w:t>
-      </w:r>
-      <w:proofErr w:type="gramStart"/>
-      <w:r>
-        <w:t>accordingly.(</w:t>
-      </w:r>
-      <w:proofErr w:type="gramEnd"/>
-      <w:r>
-        <w:t>will be implemented in version 2)</w:t>
-      </w:r>
-    </w:p>
-    <w:p>
-      <w:pPr>
-        <w:spacing w:line="240" w:lineRule="auto"/>
-      </w:pPr>
-      <w:r>
-        <w:t xml:space="preserve">    * Trade property function will handle trading properties between players, including allowing players to negotiate and agree on the terms of the trade, and updating the properties' ownership and the players' balances accordingly. (will be implemented in version 2)</w:t>
-      </w:r>
-    </w:p>
-    <w:p>
-      <w:pPr>
-        <w:spacing w:line="240" w:lineRule="auto"/>
-      </w:pPr>
-      <w:r>
-        <w:t xml:space="preserve">    * Declare bankruptcy function will handle bankruptcy declaration, including transferring the bankrupt player's assets to their creditors (other players or the bank) and removing the player from the game.</w:t>
-      </w:r>
-    </w:p>
-    <w:p>
-      <w:pPr>
-        <w:spacing w:line="240" w:lineRule="auto"/>
-      </w:pPr>
-      <w:r>
-        <w:t>* Jail turn function will handle a player's turn when they are in jail, including allowing them to attempt to roll doubles to get out of jail, pay a fine to get out of jail, or use a Get Out of Jail Free card if they have one. (will be implemented in version 2)</w:t>
-      </w:r>
-    </w:p>
-    <w:p>
-      <w:pPr>
-        <w:spacing w:line="240" w:lineRule="auto"/>
-      </w:pPr>
-      <w:r>
-        <w:lastRenderedPageBreak/>
-        <w:t xml:space="preserve">* Go to Jail function will handle sending a player to jail when they land on the Go </w:t>
-      </w:r>
-      <w:proofErr w:type="gramStart"/>
-      <w:r>
-        <w:t>To</w:t>
-      </w:r>
-      <w:proofErr w:type="gramEnd"/>
-      <w:r>
-        <w:t xml:space="preserve"> Jail space or when they roll doubles three times in a row, including updating their position and jail status.</w:t>
-      </w:r>
-    </w:p>
-    <w:p>
-      <w:pPr>
-        <w:spacing w:line="240" w:lineRule="auto"/>
-      </w:pPr>
-      <w:r>
-        <w:t xml:space="preserve">      </w:t>
-      </w:r>
-      <w:proofErr w:type="gramStart"/>
-      <w:r>
-        <w:t>also</w:t>
-      </w:r>
-      <w:proofErr w:type="gramEnd"/>
-      <w:r>
-        <w:t xml:space="preserve"> can be called from the </w:t>
-      </w:r>
-      <w:proofErr w:type="spellStart"/>
-      <w:r>
-        <w:t>locationAction</w:t>
-      </w:r>
-      <w:proofErr w:type="spellEnd"/>
-      <w:r>
-        <w:t xml:space="preserve"> function when a player lands on the Go To Jail space or from the </w:t>
-      </w:r>
-      <w:proofErr w:type="spellStart"/>
-      <w:r>
-        <w:t>movePlayer</w:t>
-      </w:r>
-      <w:proofErr w:type="spellEnd"/>
-      <w:r>
-        <w:t xml:space="preserve"> function when a player rolls doubles three times in a row.</w:t>
-      </w:r>
-    </w:p>
-    <w:p>
-      <w:pPr>
-        <w:spacing w:line="240" w:lineRule="auto"/>
-      </w:pPr>
-      <w:r>
-        <w:t xml:space="preserve">      or from chance/community chest card effects that send the player to jail.</w:t>
-      </w:r>
-    </w:p>
-    <w:p>
-      <w:pPr>
-        <w:spacing w:line="240" w:lineRule="auto"/>
-        <w:rPr>
-          <w:b/>
-          <w:bCs/>
-        </w:rPr>
-      </w:pPr>
-      <w:r>
-        <w:rPr>
-          <w:b/>
-          <w:bCs/>
-        </w:rPr>
-        <w:t>Version 2:</w:t>
-      </w:r>
-    </w:p>
-    <w:p>
-      <w:pPr>
-        <w:spacing w:line="240" w:lineRule="auto"/>
-      </w:pPr>
-      <w:r>
-        <w:t>-Added the initialization function to read city and board data from external files</w:t>
-      </w:r>
-    </w:p>
-    <w:p>
-      <w:pPr>
-        <w:spacing w:line="240" w:lineRule="auto"/>
-      </w:pPr>
-      <w:r>
-        <w:t xml:space="preserve">-added the </w:t>
-      </w:r>
-      <w:proofErr w:type="spellStart"/>
-      <w:r>
-        <w:t>jailturn</w:t>
-      </w:r>
-      <w:proofErr w:type="spellEnd"/>
-      <w:r>
-        <w:t xml:space="preserve"> function to handle a </w:t>
-      </w:r>
-      <w:proofErr w:type="spellStart"/>
-      <w:r>
-        <w:t>players's</w:t>
-      </w:r>
-      <w:proofErr w:type="spellEnd"/>
-      <w:r>
-        <w:t xml:space="preserve"> turn when they are in jail</w:t>
-      </w:r>
-    </w:p>
-    <w:p>
-      <w:pPr>
-        <w:spacing w:line="240" w:lineRule="auto"/>
-      </w:pPr>
-      <w:r>
-        <w:t xml:space="preserve">-Added the </w:t>
-      </w:r>
-      <w:proofErr w:type="spellStart"/>
-      <w:r>
-        <w:t>tradeProperty</w:t>
-      </w:r>
-      <w:proofErr w:type="spellEnd"/>
-      <w:r>
-        <w:t xml:space="preserve"> function to handle trading properties between players</w:t>
-      </w:r>
-    </w:p>
-    <w:p>
-      <w:pPr>
-        <w:spacing w:line="240" w:lineRule="auto"/>
-      </w:pPr>
-      <w:r>
-        <w:t>-Added two functions to display a player's properties and to display a one-liner description of a property</w:t>
-      </w:r>
-    </w:p>
-    <w:p>
-      <w:pPr>
-        <w:spacing w:line="240" w:lineRule="auto"/>
-      </w:pPr>
-      <w:r>
-        <w:t>-Fixed various bugs and edge cases related to property ownership, rent calculation, and bankruptcy declaration</w:t>
-      </w:r>
-    </w:p>
-    <w:p>
-      <w:pPr>
-        <w:spacing w:line="240" w:lineRule="auto"/>
-      </w:pPr>
-      <w:r>
-        <w:t xml:space="preserve">- removed the </w:t>
-      </w:r>
-      <w:proofErr w:type="spellStart"/>
-      <w:r>
-        <w:t>sellProperty</w:t>
-      </w:r>
-      <w:proofErr w:type="spellEnd"/>
-      <w:r>
-        <w:t xml:space="preserve"> function for now to simplify the implementation, will be added back in version 3</w:t>
-      </w:r>
-    </w:p>
-    <w:p>
-      <w:pPr>
-        <w:spacing w:line="240" w:lineRule="auto"/>
-      </w:pPr>
-      <w:r>
-        <w:t>Version 3:</w:t>
-      </w:r>
-    </w:p>
-    <w:p>
-      <w:pPr>
-        <w:spacing w:line="240" w:lineRule="auto"/>
-      </w:pPr>
-      <w:r>
-        <w:t>-Added the initialization function to read city and board data from external files</w:t>
-      </w:r>
-    </w:p>
-    <w:p>
-      <w:pPr>
-        <w:spacing w:line="240" w:lineRule="auto"/>
-      </w:pPr>
-      <w:r>
-        <w:t xml:space="preserve">-added the </w:t>
-      </w:r>
-      <w:proofErr w:type="spellStart"/>
-      <w:r>
-        <w:t>jailturn</w:t>
-      </w:r>
-      <w:proofErr w:type="spellEnd"/>
-      <w:r>
-        <w:t xml:space="preserve"> function to handle a </w:t>
-      </w:r>
-      <w:proofErr w:type="spellStart"/>
-      <w:r>
-        <w:t>players's</w:t>
-      </w:r>
-      <w:proofErr w:type="spellEnd"/>
-      <w:r>
-        <w:t xml:space="preserve"> turn when they are in jail</w:t>
-      </w:r>
-    </w:p>
-    <w:p>
-      <w:pPr>
-        <w:spacing w:line="240" w:lineRule="auto"/>
-      </w:pPr>
-      <w:r>
-        <w:t xml:space="preserve">-Added the </w:t>
-      </w:r>
-      <w:proofErr w:type="spellStart"/>
-      <w:r>
-        <w:t>tradeProperty</w:t>
-      </w:r>
-      <w:proofErr w:type="spellEnd"/>
-      <w:r>
-        <w:t xml:space="preserve"> function to handle trading properties between players</w:t>
-      </w:r>
-    </w:p>
-    <w:p>
-      <w:pPr>
-        <w:spacing w:line="240" w:lineRule="auto"/>
-      </w:pPr>
-      <w:r>
-        <w:t>-Added two functions to display a player's properties and to display a one-liner description of a property</w:t>
-      </w:r>
-    </w:p>
-    <w:p>
-      <w:pPr>
-        <w:spacing w:line="240" w:lineRule="auto"/>
-      </w:pPr>
-      <w:r>
-        <w:t>-Fixed various bugs and edge cases related to property ownership, rent calculation, and bankruptcy declaration</w:t>
-      </w:r>
-    </w:p>
-    <w:p>
-      <w:pPr>
-        <w:spacing w:line="240" w:lineRule="auto"/>
-      </w:pPr>
-      <w:r>
-        <w:t xml:space="preserve">- removed the </w:t>
-      </w:r>
-      <w:proofErr w:type="spellStart"/>
-      <w:r>
-        <w:t>sellProperty</w:t>
-      </w:r>
-      <w:proofErr w:type="spellEnd"/>
-      <w:r>
-        <w:t xml:space="preserve"> function for now to simplify the implementation, will be added back in version 3</w:t>
-      </w:r>
-    </w:p>
-    <w:p>
-      <w:pPr>
-        <w:spacing w:line="240" w:lineRule="auto"/>
-      </w:pPr>
-      <w:r>
-        <w:t>Version 4:</w:t>
-      </w:r>
-    </w:p>
-    <w:p>
-      <w:pPr>
-        <w:spacing w:line="240" w:lineRule="auto"/>
-      </w:pPr>
-      <w:r>
-        <w:t>changed names of some variables and functions for clarity and consistency</w:t>
-      </w:r>
+      <w:r>
+        <w:t xml:space="preserve"> to save the board configuration after initialization.</w:t>
+      </w:r>
+    </w:p>
+    <w:p>
+      <w:pPr>
+        <w:pStyle w:val="ListParagraph"/>
+        <w:numPr>
+          <w:ilvl w:val="0"/>
+          <w:numId w:val="5"/>
+        </w:numPr>
+        <w:spacing w:line="240" w:lineRule="auto"/>
+      </w:pPr>
+      <w:r>
+        <w:t>Finished implementing the Chance and Community Chest card effects in the game logic, allowing players to experience the full range of card actions during their turns.</w:t>
+      </w:r>
+    </w:p>
+    <w:p>
+      <w:pPr>
+        <w:pStyle w:val="ListParagraph"/>
+        <w:numPr>
+          <w:ilvl w:val="0"/>
+          <w:numId w:val="5"/>
+        </w:numPr>
+        <w:spacing w:line="240" w:lineRule="auto"/>
+      </w:pPr>
+    </w:p>
+    <w:p>
+      <w:pPr>
+        <w:spacing w:line="240" w:lineRule="auto"/>
+      </w:pPr>
+    </w:p>
+    <w:p>
+      <w:pPr>
+        <w:spacing w:line="240" w:lineRule="auto"/>
+      </w:pPr>
     </w:p>
     <w:sectPr>
       <w:pgSz w:w="12240" w:h="15840"/>
@@ -1021,6 +1243,702 @@
     </w:sectPr>
   </w:body>
 </w:document>
+</file>
+
+<file path=word/numbering.xml><?xml version="1.0" encoding="utf-8"?>
+<w:numbering xmlns:wpc="http://schemas.microsoft.com/office/word/2010/wordprocessingCanvas" xmlns:cx="http://schemas.microsoft.com/office/drawing/2014/chartex" xmlns:cx1="http://schemas.microsoft.com/office/drawing/2015/9/8/chartex" xmlns:cx2="http://schemas.microsoft.com/office/drawing/2015/10/21/chartex" xmlns:cx3="http://schemas.microsoft.com/office/drawing/2016/5/9/chartex" xmlns:cx4="http://schemas.microsoft.com/office/drawing/2016/5/10/chartex" xmlns:cx5="http://schemas.microsoft.com/office/drawing/2016/5/11/chartex" xmlns:cx6="http://schemas.microsoft.com/office/drawing/2016/5/12/chartex" xmlns:cx7="http://schemas.microsoft.com/office/drawing/2016/5/13/chartex" xmlns:cx8="http://schemas.microsoft.com/office/drawing/2016/5/14/chartex" xmlns:mc="http://schemas.openxmlformats.org/markup-compatibility/2006" xmlns:aink="http://schemas.microsoft.com/office/drawing/2016/ink" xmlns:am3d="http://schemas.microsoft.com/office/drawing/2017/model3d" xmlns:o="urn:schemas-microsoft-com:office:office" xmlns:oel="http://schemas.microsoft.com/office/2019/extlst" xmlns:r="http://schemas.openxmlformats.org/officeDocument/2006/relationships" xmlns:m="http://schemas.openxmlformats.org/officeDocument/2006/math" xmlns:v="urn:schemas-microsoft-com:vml" xmlns:wp14="http://schemas.microsoft.com/office/word/2010/wordprocessingDrawing" xmlns:wp="http://schemas.openxmlformats.org/drawingml/2006/wordprocessingDrawing" xmlns:w10="urn:schemas-microsoft-com:office:word" xmlns:w="http://schemas.openxmlformats.org/wordprocessingml/2006/main" xmlns:w14="http://schemas.microsoft.com/office/word/2010/wordml" xmlns:w15="http://schemas.microsoft.com/office/word/2012/wordml" xmlns:w16cex="http://schemas.microsoft.com/office/word/2018/wordml/cex" xmlns:w16cid="http://schemas.microsoft.com/office/word/2016/wordml/cid" xmlns:w16="http://schemas.microsoft.com/office/word/2018/wordml" xmlns:w16sdtdh="http://schemas.microsoft.com/office/word/2020/wordml/sdtdatahash" xmlns:w16se="http://schemas.microsoft.com/office/word/2015/wordml/symex" xmlns:wpg="http://schemas.microsoft.com/office/word/2010/wordprocessingGroup" xmlns:wpi="http://schemas.microsoft.com/office/word/2010/wordprocessingInk" xmlns:wne="http://schemas.microsoft.com/office/word/2006/wordml" xmlns:wps="http://schemas.microsoft.com/office/word/2010/wordprocessingShape" mc:Ignorable="w14 w15 w16se w16cid w16 w16cex w16sdtdh wp14">
+  <w:abstractNum w:abstractNumId="0" w15:restartNumberingAfterBreak="0">
+    <w:nsid w:val="13FD084C"/>
+    <w:multiLevelType w:val="hybridMultilevel"/>
+    <w:tmpl w:val="17F096CE"/>
+    <w:lvl w:ilvl="0" w:tplc="1D908530">
+      <w:numFmt w:val="bullet"/>
+      <w:lvlText w:val=""/>
+      <w:lvlJc w:val="left"/>
+      <w:pPr>
+        <w:ind w:left="720" w:hanging="360"/>
+      </w:pPr>
+      <w:rPr>
+        <w:rFonts w:ascii="Symbol" w:eastAsiaTheme="minorHAnsi" w:hAnsi="Symbol" w:cstheme="minorBidi" w:hint="default"/>
+      </w:rPr>
+    </w:lvl>
+    <w:lvl w:ilvl="1" w:tplc="04090003" w:tentative="1">
+      <w:start w:val="1"/>
+      <w:numFmt w:val="bullet"/>
+      <w:lvlText w:val="o"/>
+      <w:lvlJc w:val="left"/>
+      <w:pPr>
+        <w:ind w:left="1440" w:hanging="360"/>
+      </w:pPr>
+      <w:rPr>
+        <w:rFonts w:ascii="Courier New" w:hAnsi="Courier New" w:cs="Courier New" w:hint="default"/>
+      </w:rPr>
+    </w:lvl>
+    <w:lvl w:ilvl="2" w:tplc="04090005" w:tentative="1">
+      <w:start w:val="1"/>
+      <w:numFmt w:val="bullet"/>
+      <w:lvlText w:val=""/>
+      <w:lvlJc w:val="left"/>
+      <w:pPr>
+        <w:ind w:left="2160" w:hanging="360"/>
+      </w:pPr>
+      <w:rPr>
+        <w:rFonts w:ascii="Wingdings" w:hAnsi="Wingdings" w:hint="default"/>
+      </w:rPr>
+    </w:lvl>
+    <w:lvl w:ilvl="3" w:tplc="04090001" w:tentative="1">
+      <w:start w:val="1"/>
+      <w:numFmt w:val="bullet"/>
+      <w:lvlText w:val=""/>
+      <w:lvlJc w:val="left"/>
+      <w:pPr>
+        <w:ind w:left="2880" w:hanging="360"/>
+      </w:pPr>
+      <w:rPr>
+        <w:rFonts w:ascii="Symbol" w:hAnsi="Symbol" w:hint="default"/>
+      </w:rPr>
+    </w:lvl>
+    <w:lvl w:ilvl="4" w:tplc="04090003" w:tentative="1">
+      <w:start w:val="1"/>
+      <w:numFmt w:val="bullet"/>
+      <w:lvlText w:val="o"/>
+      <w:lvlJc w:val="left"/>
+      <w:pPr>
+        <w:ind w:left="3600" w:hanging="360"/>
+      </w:pPr>
+      <w:rPr>
+        <w:rFonts w:ascii="Courier New" w:hAnsi="Courier New" w:cs="Courier New" w:hint="default"/>
+      </w:rPr>
+    </w:lvl>
+    <w:lvl w:ilvl="5" w:tplc="04090005" w:tentative="1">
+      <w:start w:val="1"/>
+      <w:numFmt w:val="bullet"/>
+      <w:lvlText w:val=""/>
+      <w:lvlJc w:val="left"/>
+      <w:pPr>
+        <w:ind w:left="4320" w:hanging="360"/>
+      </w:pPr>
+      <w:rPr>
+        <w:rFonts w:ascii="Wingdings" w:hAnsi="Wingdings" w:hint="default"/>
+      </w:rPr>
+    </w:lvl>
+    <w:lvl w:ilvl="6" w:tplc="04090001" w:tentative="1">
+      <w:start w:val="1"/>
+      <w:numFmt w:val="bullet"/>
+      <w:lvlText w:val=""/>
+      <w:lvlJc w:val="left"/>
+      <w:pPr>
+        <w:ind w:left="5040" w:hanging="360"/>
+      </w:pPr>
+      <w:rPr>
+        <w:rFonts w:ascii="Symbol" w:hAnsi="Symbol" w:hint="default"/>
+      </w:rPr>
+    </w:lvl>
+    <w:lvl w:ilvl="7" w:tplc="04090003" w:tentative="1">
+      <w:start w:val="1"/>
+      <w:numFmt w:val="bullet"/>
+      <w:lvlText w:val="o"/>
+      <w:lvlJc w:val="left"/>
+      <w:pPr>
+        <w:ind w:left="5760" w:hanging="360"/>
+      </w:pPr>
+      <w:rPr>
+        <w:rFonts w:ascii="Courier New" w:hAnsi="Courier New" w:cs="Courier New" w:hint="default"/>
+      </w:rPr>
+    </w:lvl>
+    <w:lvl w:ilvl="8" w:tplc="04090005" w:tentative="1">
+      <w:start w:val="1"/>
+      <w:numFmt w:val="bullet"/>
+      <w:lvlText w:val=""/>
+      <w:lvlJc w:val="left"/>
+      <w:pPr>
+        <w:ind w:left="6480" w:hanging="360"/>
+      </w:pPr>
+      <w:rPr>
+        <w:rFonts w:ascii="Wingdings" w:hAnsi="Wingdings" w:hint="default"/>
+      </w:rPr>
+    </w:lvl>
+  </w:abstractNum>
+  <w:abstractNum w:abstractNumId="1" w15:restartNumberingAfterBreak="0">
+    <w:nsid w:val="344D399A"/>
+    <w:multiLevelType w:val="hybridMultilevel"/>
+    <w:tmpl w:val="166CA174"/>
+    <w:lvl w:ilvl="0" w:tplc="1D908530">
+      <w:numFmt w:val="bullet"/>
+      <w:lvlText w:val=""/>
+      <w:lvlJc w:val="left"/>
+      <w:pPr>
+        <w:ind w:left="720" w:hanging="360"/>
+      </w:pPr>
+      <w:rPr>
+        <w:rFonts w:ascii="Symbol" w:eastAsiaTheme="minorHAnsi" w:hAnsi="Symbol" w:cstheme="minorBidi" w:hint="default"/>
+      </w:rPr>
+    </w:lvl>
+    <w:lvl w:ilvl="1" w:tplc="04090003">
+      <w:start w:val="1"/>
+      <w:numFmt w:val="bullet"/>
+      <w:lvlText w:val="o"/>
+      <w:lvlJc w:val="left"/>
+      <w:pPr>
+        <w:ind w:left="1440" w:hanging="360"/>
+      </w:pPr>
+      <w:rPr>
+        <w:rFonts w:ascii="Courier New" w:hAnsi="Courier New" w:cs="Courier New" w:hint="default"/>
+      </w:rPr>
+    </w:lvl>
+    <w:lvl w:ilvl="2" w:tplc="04090005" w:tentative="1">
+      <w:start w:val="1"/>
+      <w:numFmt w:val="bullet"/>
+      <w:lvlText w:val=""/>
+      <w:lvlJc w:val="left"/>
+      <w:pPr>
+        <w:ind w:left="2160" w:hanging="360"/>
+      </w:pPr>
+      <w:rPr>
+        <w:rFonts w:ascii="Wingdings" w:hAnsi="Wingdings" w:hint="default"/>
+      </w:rPr>
+    </w:lvl>
+    <w:lvl w:ilvl="3" w:tplc="04090001" w:tentative="1">
+      <w:start w:val="1"/>
+      <w:numFmt w:val="bullet"/>
+      <w:lvlText w:val=""/>
+      <w:lvlJc w:val="left"/>
+      <w:pPr>
+        <w:ind w:left="2880" w:hanging="360"/>
+      </w:pPr>
+      <w:rPr>
+        <w:rFonts w:ascii="Symbol" w:hAnsi="Symbol" w:hint="default"/>
+      </w:rPr>
+    </w:lvl>
+    <w:lvl w:ilvl="4" w:tplc="04090003" w:tentative="1">
+      <w:start w:val="1"/>
+      <w:numFmt w:val="bullet"/>
+      <w:lvlText w:val="o"/>
+      <w:lvlJc w:val="left"/>
+      <w:pPr>
+        <w:ind w:left="3600" w:hanging="360"/>
+      </w:pPr>
+      <w:rPr>
+        <w:rFonts w:ascii="Courier New" w:hAnsi="Courier New" w:cs="Courier New" w:hint="default"/>
+      </w:rPr>
+    </w:lvl>
+    <w:lvl w:ilvl="5" w:tplc="04090005" w:tentative="1">
+      <w:start w:val="1"/>
+      <w:numFmt w:val="bullet"/>
+      <w:lvlText w:val=""/>
+      <w:lvlJc w:val="left"/>
+      <w:pPr>
+        <w:ind w:left="4320" w:hanging="360"/>
+      </w:pPr>
+      <w:rPr>
+        <w:rFonts w:ascii="Wingdings" w:hAnsi="Wingdings" w:hint="default"/>
+      </w:rPr>
+    </w:lvl>
+    <w:lvl w:ilvl="6" w:tplc="04090001" w:tentative="1">
+      <w:start w:val="1"/>
+      <w:numFmt w:val="bullet"/>
+      <w:lvlText w:val=""/>
+      <w:lvlJc w:val="left"/>
+      <w:pPr>
+        <w:ind w:left="5040" w:hanging="360"/>
+      </w:pPr>
+      <w:rPr>
+        <w:rFonts w:ascii="Symbol" w:hAnsi="Symbol" w:hint="default"/>
+      </w:rPr>
+    </w:lvl>
+    <w:lvl w:ilvl="7" w:tplc="04090003" w:tentative="1">
+      <w:start w:val="1"/>
+      <w:numFmt w:val="bullet"/>
+      <w:lvlText w:val="o"/>
+      <w:lvlJc w:val="left"/>
+      <w:pPr>
+        <w:ind w:left="5760" w:hanging="360"/>
+      </w:pPr>
+      <w:rPr>
+        <w:rFonts w:ascii="Courier New" w:hAnsi="Courier New" w:cs="Courier New" w:hint="default"/>
+      </w:rPr>
+    </w:lvl>
+    <w:lvl w:ilvl="8" w:tplc="04090005" w:tentative="1">
+      <w:start w:val="1"/>
+      <w:numFmt w:val="bullet"/>
+      <w:lvlText w:val=""/>
+      <w:lvlJc w:val="left"/>
+      <w:pPr>
+        <w:ind w:left="6480" w:hanging="360"/>
+      </w:pPr>
+      <w:rPr>
+        <w:rFonts w:ascii="Wingdings" w:hAnsi="Wingdings" w:hint="default"/>
+      </w:rPr>
+    </w:lvl>
+  </w:abstractNum>
+  <w:abstractNum w:abstractNumId="2" w15:restartNumberingAfterBreak="0">
+    <w:nsid w:val="438F15C6"/>
+    <w:multiLevelType w:val="hybridMultilevel"/>
+    <w:tmpl w:val="E8C6B636"/>
+    <w:lvl w:ilvl="0" w:tplc="1D908530">
+      <w:numFmt w:val="bullet"/>
+      <w:lvlText w:val=""/>
+      <w:lvlJc w:val="left"/>
+      <w:pPr>
+        <w:ind w:left="720" w:hanging="360"/>
+      </w:pPr>
+      <w:rPr>
+        <w:rFonts w:ascii="Symbol" w:eastAsiaTheme="minorHAnsi" w:hAnsi="Symbol" w:cstheme="minorBidi" w:hint="default"/>
+      </w:rPr>
+    </w:lvl>
+    <w:lvl w:ilvl="1" w:tplc="04090003">
+      <w:start w:val="1"/>
+      <w:numFmt w:val="bullet"/>
+      <w:lvlText w:val="o"/>
+      <w:lvlJc w:val="left"/>
+      <w:pPr>
+        <w:ind w:left="1440" w:hanging="360"/>
+      </w:pPr>
+      <w:rPr>
+        <w:rFonts w:ascii="Courier New" w:hAnsi="Courier New" w:cs="Courier New" w:hint="default"/>
+      </w:rPr>
+    </w:lvl>
+    <w:lvl w:ilvl="2" w:tplc="04090005" w:tentative="1">
+      <w:start w:val="1"/>
+      <w:numFmt w:val="bullet"/>
+      <w:lvlText w:val=""/>
+      <w:lvlJc w:val="left"/>
+      <w:pPr>
+        <w:ind w:left="2160" w:hanging="360"/>
+      </w:pPr>
+      <w:rPr>
+        <w:rFonts w:ascii="Wingdings" w:hAnsi="Wingdings" w:hint="default"/>
+      </w:rPr>
+    </w:lvl>
+    <w:lvl w:ilvl="3" w:tplc="04090001" w:tentative="1">
+      <w:start w:val="1"/>
+      <w:numFmt w:val="bullet"/>
+      <w:lvlText w:val=""/>
+      <w:lvlJc w:val="left"/>
+      <w:pPr>
+        <w:ind w:left="2880" w:hanging="360"/>
+      </w:pPr>
+      <w:rPr>
+        <w:rFonts w:ascii="Symbol" w:hAnsi="Symbol" w:hint="default"/>
+      </w:rPr>
+    </w:lvl>
+    <w:lvl w:ilvl="4" w:tplc="04090003" w:tentative="1">
+      <w:start w:val="1"/>
+      <w:numFmt w:val="bullet"/>
+      <w:lvlText w:val="o"/>
+      <w:lvlJc w:val="left"/>
+      <w:pPr>
+        <w:ind w:left="3600" w:hanging="360"/>
+      </w:pPr>
+      <w:rPr>
+        <w:rFonts w:ascii="Courier New" w:hAnsi="Courier New" w:cs="Courier New" w:hint="default"/>
+      </w:rPr>
+    </w:lvl>
+    <w:lvl w:ilvl="5" w:tplc="04090005" w:tentative="1">
+      <w:start w:val="1"/>
+      <w:numFmt w:val="bullet"/>
+      <w:lvlText w:val=""/>
+      <w:lvlJc w:val="left"/>
+      <w:pPr>
+        <w:ind w:left="4320" w:hanging="360"/>
+      </w:pPr>
+      <w:rPr>
+        <w:rFonts w:ascii="Wingdings" w:hAnsi="Wingdings" w:hint="default"/>
+      </w:rPr>
+    </w:lvl>
+    <w:lvl w:ilvl="6" w:tplc="04090001" w:tentative="1">
+      <w:start w:val="1"/>
+      <w:numFmt w:val="bullet"/>
+      <w:lvlText w:val=""/>
+      <w:lvlJc w:val="left"/>
+      <w:pPr>
+        <w:ind w:left="5040" w:hanging="360"/>
+      </w:pPr>
+      <w:rPr>
+        <w:rFonts w:ascii="Symbol" w:hAnsi="Symbol" w:hint="default"/>
+      </w:rPr>
+    </w:lvl>
+    <w:lvl w:ilvl="7" w:tplc="04090003" w:tentative="1">
+      <w:start w:val="1"/>
+      <w:numFmt w:val="bullet"/>
+      <w:lvlText w:val="o"/>
+      <w:lvlJc w:val="left"/>
+      <w:pPr>
+        <w:ind w:left="5760" w:hanging="360"/>
+      </w:pPr>
+      <w:rPr>
+        <w:rFonts w:ascii="Courier New" w:hAnsi="Courier New" w:cs="Courier New" w:hint="default"/>
+      </w:rPr>
+    </w:lvl>
+    <w:lvl w:ilvl="8" w:tplc="04090005" w:tentative="1">
+      <w:start w:val="1"/>
+      <w:numFmt w:val="bullet"/>
+      <w:lvlText w:val=""/>
+      <w:lvlJc w:val="left"/>
+      <w:pPr>
+        <w:ind w:left="6480" w:hanging="360"/>
+      </w:pPr>
+      <w:rPr>
+        <w:rFonts w:ascii="Wingdings" w:hAnsi="Wingdings" w:hint="default"/>
+      </w:rPr>
+    </w:lvl>
+  </w:abstractNum>
+  <w:abstractNum w:abstractNumId="3" w15:restartNumberingAfterBreak="0">
+    <w:nsid w:val="5E4A7D8F"/>
+    <w:multiLevelType w:val="hybridMultilevel"/>
+    <w:tmpl w:val="31804186"/>
+    <w:lvl w:ilvl="0" w:tplc="04090003">
+      <w:start w:val="1"/>
+      <w:numFmt w:val="bullet"/>
+      <w:lvlText w:val="o"/>
+      <w:lvlJc w:val="left"/>
+      <w:pPr>
+        <w:ind w:left="720" w:hanging="360"/>
+      </w:pPr>
+      <w:rPr>
+        <w:rFonts w:ascii="Courier New" w:hAnsi="Courier New" w:cs="Courier New" w:hint="default"/>
+      </w:rPr>
+    </w:lvl>
+    <w:lvl w:ilvl="1" w:tplc="04090003" w:tentative="1">
+      <w:start w:val="1"/>
+      <w:numFmt w:val="bullet"/>
+      <w:lvlText w:val="o"/>
+      <w:lvlJc w:val="left"/>
+      <w:pPr>
+        <w:ind w:left="1440" w:hanging="360"/>
+      </w:pPr>
+      <w:rPr>
+        <w:rFonts w:ascii="Courier New" w:hAnsi="Courier New" w:cs="Courier New" w:hint="default"/>
+      </w:rPr>
+    </w:lvl>
+    <w:lvl w:ilvl="2" w:tplc="04090005" w:tentative="1">
+      <w:start w:val="1"/>
+      <w:numFmt w:val="bullet"/>
+      <w:lvlText w:val=""/>
+      <w:lvlJc w:val="left"/>
+      <w:pPr>
+        <w:ind w:left="2160" w:hanging="360"/>
+      </w:pPr>
+      <w:rPr>
+        <w:rFonts w:ascii="Wingdings" w:hAnsi="Wingdings" w:hint="default"/>
+      </w:rPr>
+    </w:lvl>
+    <w:lvl w:ilvl="3" w:tplc="04090001" w:tentative="1">
+      <w:start w:val="1"/>
+      <w:numFmt w:val="bullet"/>
+      <w:lvlText w:val=""/>
+      <w:lvlJc w:val="left"/>
+      <w:pPr>
+        <w:ind w:left="2880" w:hanging="360"/>
+      </w:pPr>
+      <w:rPr>
+        <w:rFonts w:ascii="Symbol" w:hAnsi="Symbol" w:hint="default"/>
+      </w:rPr>
+    </w:lvl>
+    <w:lvl w:ilvl="4" w:tplc="04090003" w:tentative="1">
+      <w:start w:val="1"/>
+      <w:numFmt w:val="bullet"/>
+      <w:lvlText w:val="o"/>
+      <w:lvlJc w:val="left"/>
+      <w:pPr>
+        <w:ind w:left="3600" w:hanging="360"/>
+      </w:pPr>
+      <w:rPr>
+        <w:rFonts w:ascii="Courier New" w:hAnsi="Courier New" w:cs="Courier New" w:hint="default"/>
+      </w:rPr>
+    </w:lvl>
+    <w:lvl w:ilvl="5" w:tplc="04090005" w:tentative="1">
+      <w:start w:val="1"/>
+      <w:numFmt w:val="bullet"/>
+      <w:lvlText w:val=""/>
+      <w:lvlJc w:val="left"/>
+      <w:pPr>
+        <w:ind w:left="4320" w:hanging="360"/>
+      </w:pPr>
+      <w:rPr>
+        <w:rFonts w:ascii="Wingdings" w:hAnsi="Wingdings" w:hint="default"/>
+      </w:rPr>
+    </w:lvl>
+    <w:lvl w:ilvl="6" w:tplc="04090001" w:tentative="1">
+      <w:start w:val="1"/>
+      <w:numFmt w:val="bullet"/>
+      <w:lvlText w:val=""/>
+      <w:lvlJc w:val="left"/>
+      <w:pPr>
+        <w:ind w:left="5040" w:hanging="360"/>
+      </w:pPr>
+      <w:rPr>
+        <w:rFonts w:ascii="Symbol" w:hAnsi="Symbol" w:hint="default"/>
+      </w:rPr>
+    </w:lvl>
+    <w:lvl w:ilvl="7" w:tplc="04090003" w:tentative="1">
+      <w:start w:val="1"/>
+      <w:numFmt w:val="bullet"/>
+      <w:lvlText w:val="o"/>
+      <w:lvlJc w:val="left"/>
+      <w:pPr>
+        <w:ind w:left="5760" w:hanging="360"/>
+      </w:pPr>
+      <w:rPr>
+        <w:rFonts w:ascii="Courier New" w:hAnsi="Courier New" w:cs="Courier New" w:hint="default"/>
+      </w:rPr>
+    </w:lvl>
+    <w:lvl w:ilvl="8" w:tplc="04090005" w:tentative="1">
+      <w:start w:val="1"/>
+      <w:numFmt w:val="bullet"/>
+      <w:lvlText w:val=""/>
+      <w:lvlJc w:val="left"/>
+      <w:pPr>
+        <w:ind w:left="6480" w:hanging="360"/>
+      </w:pPr>
+      <w:rPr>
+        <w:rFonts w:ascii="Wingdings" w:hAnsi="Wingdings" w:hint="default"/>
+      </w:rPr>
+    </w:lvl>
+  </w:abstractNum>
+  <w:abstractNum w:abstractNumId="4" w15:restartNumberingAfterBreak="0">
+    <w:nsid w:val="6A51624E"/>
+    <w:multiLevelType w:val="hybridMultilevel"/>
+    <w:tmpl w:val="2230E05E"/>
+    <w:lvl w:ilvl="0" w:tplc="1D908530">
+      <w:numFmt w:val="bullet"/>
+      <w:lvlText w:val=""/>
+      <w:lvlJc w:val="left"/>
+      <w:pPr>
+        <w:ind w:left="1440" w:hanging="360"/>
+      </w:pPr>
+      <w:rPr>
+        <w:rFonts w:ascii="Symbol" w:eastAsiaTheme="minorHAnsi" w:hAnsi="Symbol" w:cstheme="minorBidi" w:hint="default"/>
+      </w:rPr>
+    </w:lvl>
+    <w:lvl w:ilvl="1" w:tplc="04090003" w:tentative="1">
+      <w:start w:val="1"/>
+      <w:numFmt w:val="bullet"/>
+      <w:lvlText w:val="o"/>
+      <w:lvlJc w:val="left"/>
+      <w:pPr>
+        <w:ind w:left="2160" w:hanging="360"/>
+      </w:pPr>
+      <w:rPr>
+        <w:rFonts w:ascii="Courier New" w:hAnsi="Courier New" w:cs="Courier New" w:hint="default"/>
+      </w:rPr>
+    </w:lvl>
+    <w:lvl w:ilvl="2" w:tplc="04090005" w:tentative="1">
+      <w:start w:val="1"/>
+      <w:numFmt w:val="bullet"/>
+      <w:lvlText w:val=""/>
+      <w:lvlJc w:val="left"/>
+      <w:pPr>
+        <w:ind w:left="2880" w:hanging="360"/>
+      </w:pPr>
+      <w:rPr>
+        <w:rFonts w:ascii="Wingdings" w:hAnsi="Wingdings" w:hint="default"/>
+      </w:rPr>
+    </w:lvl>
+    <w:lvl w:ilvl="3" w:tplc="04090001" w:tentative="1">
+      <w:start w:val="1"/>
+      <w:numFmt w:val="bullet"/>
+      <w:lvlText w:val=""/>
+      <w:lvlJc w:val="left"/>
+      <w:pPr>
+        <w:ind w:left="3600" w:hanging="360"/>
+      </w:pPr>
+      <w:rPr>
+        <w:rFonts w:ascii="Symbol" w:hAnsi="Symbol" w:hint="default"/>
+      </w:rPr>
+    </w:lvl>
+    <w:lvl w:ilvl="4" w:tplc="04090003" w:tentative="1">
+      <w:start w:val="1"/>
+      <w:numFmt w:val="bullet"/>
+      <w:lvlText w:val="o"/>
+      <w:lvlJc w:val="left"/>
+      <w:pPr>
+        <w:ind w:left="4320" w:hanging="360"/>
+      </w:pPr>
+      <w:rPr>
+        <w:rFonts w:ascii="Courier New" w:hAnsi="Courier New" w:cs="Courier New" w:hint="default"/>
+      </w:rPr>
+    </w:lvl>
+    <w:lvl w:ilvl="5" w:tplc="04090005" w:tentative="1">
+      <w:start w:val="1"/>
+      <w:numFmt w:val="bullet"/>
+      <w:lvlText w:val=""/>
+      <w:lvlJc w:val="left"/>
+      <w:pPr>
+        <w:ind w:left="5040" w:hanging="360"/>
+      </w:pPr>
+      <w:rPr>
+        <w:rFonts w:ascii="Wingdings" w:hAnsi="Wingdings" w:hint="default"/>
+      </w:rPr>
+    </w:lvl>
+    <w:lvl w:ilvl="6" w:tplc="04090001" w:tentative="1">
+      <w:start w:val="1"/>
+      <w:numFmt w:val="bullet"/>
+      <w:lvlText w:val=""/>
+      <w:lvlJc w:val="left"/>
+      <w:pPr>
+        <w:ind w:left="5760" w:hanging="360"/>
+      </w:pPr>
+      <w:rPr>
+        <w:rFonts w:ascii="Symbol" w:hAnsi="Symbol" w:hint="default"/>
+      </w:rPr>
+    </w:lvl>
+    <w:lvl w:ilvl="7" w:tplc="04090003" w:tentative="1">
+      <w:start w:val="1"/>
+      <w:numFmt w:val="bullet"/>
+      <w:lvlText w:val="o"/>
+      <w:lvlJc w:val="left"/>
+      <w:pPr>
+        <w:ind w:left="6480" w:hanging="360"/>
+      </w:pPr>
+      <w:rPr>
+        <w:rFonts w:ascii="Courier New" w:hAnsi="Courier New" w:cs="Courier New" w:hint="default"/>
+      </w:rPr>
+    </w:lvl>
+    <w:lvl w:ilvl="8" w:tplc="04090005" w:tentative="1">
+      <w:start w:val="1"/>
+      <w:numFmt w:val="bullet"/>
+      <w:lvlText w:val=""/>
+      <w:lvlJc w:val="left"/>
+      <w:pPr>
+        <w:ind w:left="7200" w:hanging="360"/>
+      </w:pPr>
+      <w:rPr>
+        <w:rFonts w:ascii="Wingdings" w:hAnsi="Wingdings" w:hint="default"/>
+      </w:rPr>
+    </w:lvl>
+  </w:abstractNum>
+  <w:abstractNum w:abstractNumId="5" w15:restartNumberingAfterBreak="0">
+    <w:nsid w:val="7839739D"/>
+    <w:multiLevelType w:val="hybridMultilevel"/>
+    <w:tmpl w:val="223E0218"/>
+    <w:lvl w:ilvl="0" w:tplc="1D908530">
+      <w:numFmt w:val="bullet"/>
+      <w:lvlText w:val=""/>
+      <w:lvlJc w:val="left"/>
+      <w:pPr>
+        <w:ind w:left="765" w:hanging="360"/>
+      </w:pPr>
+      <w:rPr>
+        <w:rFonts w:ascii="Symbol" w:eastAsiaTheme="minorHAnsi" w:hAnsi="Symbol" w:cstheme="minorBidi" w:hint="default"/>
+      </w:rPr>
+    </w:lvl>
+    <w:lvl w:ilvl="1" w:tplc="04090003" w:tentative="1">
+      <w:start w:val="1"/>
+      <w:numFmt w:val="bullet"/>
+      <w:lvlText w:val="o"/>
+      <w:lvlJc w:val="left"/>
+      <w:pPr>
+        <w:ind w:left="1485" w:hanging="360"/>
+      </w:pPr>
+      <w:rPr>
+        <w:rFonts w:ascii="Courier New" w:hAnsi="Courier New" w:cs="Courier New" w:hint="default"/>
+      </w:rPr>
+    </w:lvl>
+    <w:lvl w:ilvl="2" w:tplc="04090005" w:tentative="1">
+      <w:start w:val="1"/>
+      <w:numFmt w:val="bullet"/>
+      <w:lvlText w:val=""/>
+      <w:lvlJc w:val="left"/>
+      <w:pPr>
+        <w:ind w:left="2205" w:hanging="360"/>
+      </w:pPr>
+      <w:rPr>
+        <w:rFonts w:ascii="Wingdings" w:hAnsi="Wingdings" w:hint="default"/>
+      </w:rPr>
+    </w:lvl>
+    <w:lvl w:ilvl="3" w:tplc="04090001" w:tentative="1">
+      <w:start w:val="1"/>
+      <w:numFmt w:val="bullet"/>
+      <w:lvlText w:val=""/>
+      <w:lvlJc w:val="left"/>
+      <w:pPr>
+        <w:ind w:left="2925" w:hanging="360"/>
+      </w:pPr>
+      <w:rPr>
+        <w:rFonts w:ascii="Symbol" w:hAnsi="Symbol" w:hint="default"/>
+      </w:rPr>
+    </w:lvl>
+    <w:lvl w:ilvl="4" w:tplc="04090003" w:tentative="1">
+      <w:start w:val="1"/>
+      <w:numFmt w:val="bullet"/>
+      <w:lvlText w:val="o"/>
+      <w:lvlJc w:val="left"/>
+      <w:pPr>
+        <w:ind w:left="3645" w:hanging="360"/>
+      </w:pPr>
+      <w:rPr>
+        <w:rFonts w:ascii="Courier New" w:hAnsi="Courier New" w:cs="Courier New" w:hint="default"/>
+      </w:rPr>
+    </w:lvl>
+    <w:lvl w:ilvl="5" w:tplc="04090005" w:tentative="1">
+      <w:start w:val="1"/>
+      <w:numFmt w:val="bullet"/>
+      <w:lvlText w:val=""/>
+      <w:lvlJc w:val="left"/>
+      <w:pPr>
+        <w:ind w:left="4365" w:hanging="360"/>
+      </w:pPr>
+      <w:rPr>
+        <w:rFonts w:ascii="Wingdings" w:hAnsi="Wingdings" w:hint="default"/>
+      </w:rPr>
+    </w:lvl>
+    <w:lvl w:ilvl="6" w:tplc="04090001" w:tentative="1">
+      <w:start w:val="1"/>
+      <w:numFmt w:val="bullet"/>
+      <w:lvlText w:val=""/>
+      <w:lvlJc w:val="left"/>
+      <w:pPr>
+        <w:ind w:left="5085" w:hanging="360"/>
+      </w:pPr>
+      <w:rPr>
+        <w:rFonts w:ascii="Symbol" w:hAnsi="Symbol" w:hint="default"/>
+      </w:rPr>
+    </w:lvl>
+    <w:lvl w:ilvl="7" w:tplc="04090003" w:tentative="1">
+      <w:start w:val="1"/>
+      <w:numFmt w:val="bullet"/>
+      <w:lvlText w:val="o"/>
+      <w:lvlJc w:val="left"/>
+      <w:pPr>
+        <w:ind w:left="5805" w:hanging="360"/>
+      </w:pPr>
+      <w:rPr>
+        <w:rFonts w:ascii="Courier New" w:hAnsi="Courier New" w:cs="Courier New" w:hint="default"/>
+      </w:rPr>
+    </w:lvl>
+    <w:lvl w:ilvl="8" w:tplc="04090005" w:tentative="1">
+      <w:start w:val="1"/>
+      <w:numFmt w:val="bullet"/>
+      <w:lvlText w:val=""/>
+      <w:lvlJc w:val="left"/>
+      <w:pPr>
+        <w:ind w:left="6525" w:hanging="360"/>
+      </w:pPr>
+      <w:rPr>
+        <w:rFonts w:ascii="Wingdings" w:hAnsi="Wingdings" w:hint="default"/>
+      </w:rPr>
+    </w:lvl>
+  </w:abstractNum>
+  <w:num w:numId="1" w16cid:durableId="1225800697">
+    <w:abstractNumId w:val="1"/>
+  </w:num>
+  <w:num w:numId="2" w16cid:durableId="1572889302">
+    <w:abstractNumId w:val="4"/>
+  </w:num>
+  <w:num w:numId="3" w16cid:durableId="285433812">
+    <w:abstractNumId w:val="0"/>
+  </w:num>
+  <w:num w:numId="4" w16cid:durableId="296643140">
+    <w:abstractNumId w:val="5"/>
+  </w:num>
+  <w:num w:numId="5" w16cid:durableId="728385779">
+    <w:abstractNumId w:val="2"/>
+  </w:num>
+  <w:num w:numId="6" w16cid:durableId="186917969">
+    <w:abstractNumId w:val="3"/>
+  </w:num>
+</w:numbering>
 </file>
 
 <file path=word/styles.xml><?xml version="1.0" encoding="utf-8"?>

--- a/Projects/Project_1/Project1_Monopoly_vf/Documentation.docx
+++ b/Projects/Project_1/Project1_Monopoly_vf/Documentation.docx
@@ -281,6 +281,24 @@
     <w:p>
       <w:pPr>
         <w:spacing w:line="240" w:lineRule="auto"/>
+        <w:rPr>
+          <w:b/>
+          <w:bCs/>
+          <w:u w:val="single"/>
+        </w:rPr>
+      </w:pPr>
+      <w:r>
+        <w:rPr>
+          <w:b/>
+          <w:bCs/>
+          <w:u w:val="single"/>
+        </w:rPr>
+        <w:t>G</w:t>
+      </w:r>
+    </w:p>
+    <w:p>
+      <w:pPr>
+        <w:spacing w:line="240" w:lineRule="auto"/>
       </w:pPr>
       <w:r>
         <w:tab/>
@@ -304,6 +322,9 @@
     <w:p>
       <w:pPr>
         <w:spacing w:line="240" w:lineRule="auto"/>
+        <w:rPr>
+          <w:rStyle w:val="Hyperlink"/>
+        </w:rPr>
       </w:pPr>
       <w:hyperlink r:id="rId5" w:history="1">
         <w:r>
@@ -318,12 +339,54 @@
       <w:pPr>
         <w:spacing w:line="240" w:lineRule="auto"/>
         <w:rPr>
-          <w:b/>
-          <w:bCs/>
-          <w:sz w:val="40"/>
-          <w:szCs w:val="40"/>
-        </w:rPr>
-      </w:pPr>
+          <w:rStyle w:val="Hyperlink"/>
+        </w:rPr>
+      </w:pPr>
+    </w:p>
+    <w:p>
+      <w:pPr>
+        <w:spacing w:line="240" w:lineRule="auto"/>
+        <w:rPr>
+          <w:rStyle w:val="Hyperlink"/>
+          <w:b/>
+          <w:bCs/>
+          <w:color w:val="auto"/>
+        </w:rPr>
+      </w:pPr>
+      <w:proofErr w:type="spellStart"/>
+      <w:r>
+        <w:rPr>
+          <w:b/>
+          <w:bCs/>
+          <w:u w:val="single"/>
+        </w:rPr>
+        <w:t>G</w:t>
+      </w:r>
+      <w:r>
+        <w:rPr>
+          <w:b/>
+          <w:bCs/>
+          <w:u w:val="single"/>
+        </w:rPr>
+        <w:t>ithub</w:t>
+      </w:r>
+      <w:proofErr w:type="spellEnd"/>
+      <w:r>
+        <w:rPr>
+          <w:b/>
+          <w:bCs/>
+          <w:u w:val="single"/>
+        </w:rPr>
+        <w:t xml:space="preserve"> Link:</w:t>
+      </w:r>
+    </w:p>
+    <w:p>
+      <w:pPr>
+        <w:spacing w:line="240" w:lineRule="auto"/>
+      </w:pPr>
+      <w:r>
+        <w:t>https://github.com/philoMallik/CSC_CIS_17A_SPRING2026/tree/512187433c4be827384da7a5693e9ab1534ded1f/Projects/Project_2</w:t>
+      </w:r>
     </w:p>
     <w:p>
       <w:pPr>
@@ -413,13 +476,7 @@
       </w:r>
       <w:proofErr w:type="spellEnd"/>
       <w:r>
-        <w:t xml:space="preserve"> have class Board with an array of pointers to </w:t>
-      </w:r>
-      <w:r>
-        <w:t>square</w:t>
-      </w:r>
-      <w:r>
-        <w:t xml:space="preserve"> objects, and a function to initialize the board with the appropriate spaces and properties.</w:t>
+        <w:t xml:space="preserve"> have class Board with an array of pointers to square objects, and a function to initialize the board with the appropriate spaces and properties.</w:t>
       </w:r>
     </w:p>
     <w:p>
@@ -508,6 +565,7 @@
       </w:pPr>
       <w:proofErr w:type="spellStart"/>
       <w:r>
+        <w:lastRenderedPageBreak/>
         <w:t>i</w:t>
       </w:r>
       <w:proofErr w:type="spellEnd"/>
@@ -544,7 +602,6 @@
       </w:pPr>
       <w:proofErr w:type="spellStart"/>
       <w:r>
-        <w:lastRenderedPageBreak/>
         <w:t>i</w:t>
       </w:r>
       <w:proofErr w:type="spellEnd"/>
@@ -609,14 +666,7 @@
           <w:b/>
           <w:bCs/>
         </w:rPr>
-        <w:t>Version 1</w:t>
-      </w:r>
-      <w:r>
-        <w:rPr>
-          <w:b/>
-          <w:bCs/>
-        </w:rPr>
-        <w:t>:</w:t>
+        <w:t>Version 1:</w:t>
       </w:r>
     </w:p>
     <w:p>
@@ -633,13 +683,7 @@
         </w:rPr>
       </w:pPr>
       <w:r>
-        <w:t xml:space="preserve">Added the class file for the game board (Board) which contains an array of </w:t>
-      </w:r>
-      <w:r>
-        <w:t>square</w:t>
-      </w:r>
-      <w:r>
-        <w:t xml:space="preserve"> objects representing the spaces on the board, and functions to initialize the board and read board data from an external file.</w:t>
+        <w:t>Added the class file for the game board (Board) which contains an array of square objects representing the spaces on the board, and functions to initialize the board and read board data from an external file.</w:t>
       </w:r>
     </w:p>
     <w:p>
@@ -758,6 +802,7 @@
         </w:rPr>
       </w:pPr>
       <w:r>
+        <w:lastRenderedPageBreak/>
         <w:t>Updated the main game loop to incorporate the new classes and their functionalities, including player turns, dice rolls, and interactions with the board spaces.</w:t>
       </w:r>
     </w:p>
@@ -775,19 +820,7 @@
         </w:rPr>
       </w:pPr>
       <w:r>
-        <w:t xml:space="preserve">Board class is an array of </w:t>
-      </w:r>
-      <w:r>
-        <w:t>square</w:t>
-      </w:r>
-      <w:r>
-        <w:t xml:space="preserve"> objects, where each Square can be a Property, </w:t>
-      </w:r>
-      <w:r>
-        <w:t>Action Space</w:t>
-      </w:r>
-      <w:r>
-        <w:t>, or other types of spaces on the Monopoly board.</w:t>
+        <w:t>Board class is an array of square objects, where each Square can be a Property, Action Space, or other types of spaces on the Monopoly board.</w:t>
       </w:r>
     </w:p>
     <w:p>
@@ -1081,6 +1114,7 @@
         <w:spacing w:line="240" w:lineRule="auto"/>
       </w:pPr>
       <w:r>
+        <w:lastRenderedPageBreak/>
         <w:t>class Card includes a constructor to initialize the card attributes, accessors to retrieve the card information, and a destructor.</w:t>
       </w:r>
     </w:p>
@@ -1120,7 +1154,6 @@
         <w:spacing w:line="240" w:lineRule="auto"/>
       </w:pPr>
       <w:r>
-        <w:lastRenderedPageBreak/>
         <w:t>Added comments to the new class and function prototypes to clarify their purpose and how they fit into the overall game implementation.</w:t>
       </w:r>
     </w:p>
@@ -1137,14 +1170,7 @@
           <w:b/>
           <w:bCs/>
         </w:rPr>
-        <w:t>Version 5</w:t>
-      </w:r>
-      <w:r>
-        <w:rPr>
-          <w:b/>
-          <w:bCs/>
-        </w:rPr>
-        <w:t>:</w:t>
+        <w:t>Version 5:</w:t>
       </w:r>
     </w:p>
     <w:p>
@@ -2341,6 +2367,7 @@
   <w:style w:type="paragraph" w:default="1" w:styleId="Normal">
     <w:name w:val="Normal"/>
     <w:qFormat/>
+    <w:rsid w:val="00CC12C9"/>
   </w:style>
   <w:style w:type="paragraph" w:styleId="Heading1">
     <w:name w:val="heading 1"/>
@@ -2544,6 +2571,7 @@
   <w:style w:type="character" w:default="1" w:styleId="DefaultParagraphFont">
     <w:name w:val="Default Paragraph Font"/>
     <w:uiPriority w:val="1"/>
+    <w:semiHidden/>
     <w:unhideWhenUsed/>
   </w:style>
   <w:style w:type="table" w:default="1" w:styleId="TableNormal">
